--- a/보고서/MARCO_Phase1-1_결과보고서.docx
+++ b/보고서/MARCO_Phase1-1_결과보고서.docx
@@ -66,7 +66,7 @@
           <w:sz w:val="26"/>
           <w:szCs w:val="26"/>
         </w:rPr>
-        <w:t xml:space="preserve">HAL CAN 루프백 — 설계·구현·검증</w:t>
+        <w:t>HAL CAN 루프백 — 설계·구현·검증</w:t>
       </w:r>
     </w:p>
     <w:p>
@@ -105,12 +105,6 @@
         <w:gridCol w:w="6960"/>
       </w:tblGrid>
       <w:tr>
-        <w:tblPrEx>
-          <w:tblCellMar>
-            <w:top w:w="0" w:type="dxa"/>
-            <w:bottom w:w="0" w:type="dxa"/>
-          </w:tblCellMar>
-        </w:tblPrEx>
         <w:trPr>
           <w:tblHeader/>
         </w:trPr>
@@ -174,12 +168,6 @@
         </w:tc>
       </w:tr>
       <w:tr>
-        <w:tblPrEx>
-          <w:tblCellMar>
-            <w:top w:w="0" w:type="dxa"/>
-            <w:bottom w:w="0" w:type="dxa"/>
-          </w:tblCellMar>
-        </w:tblPrEx>
         <w:tc>
           <w:tcPr>
             <w:tcW w:w="2400" w:type="dxa"/>
@@ -234,12 +222,6 @@
         </w:tc>
       </w:tr>
       <w:tr>
-        <w:tblPrEx>
-          <w:tblCellMar>
-            <w:top w:w="0" w:type="dxa"/>
-            <w:bottom w:w="0" w:type="dxa"/>
-          </w:tblCellMar>
-        </w:tblPrEx>
         <w:tc>
           <w:tcPr>
             <w:tcW w:w="2400" w:type="dxa"/>
@@ -288,18 +270,12 @@
               <w:rPr>
                 <w:rFonts w:ascii="맑은 고딕" w:eastAsia="맑은 고딕" w:hAnsi="맑은 고딕" w:cs="맑은 고딕"/>
               </w:rPr>
-              <w:t xml:space="preserve">VSCode + STM32CubeIDE 확장 + STM32CubeMX + CMake</w:t>
+              <w:t>VSCode + STM32CubeIDE 확장 + STM32CubeMX + CMake</w:t>
             </w:r>
           </w:p>
         </w:tc>
       </w:tr>
       <w:tr>
-        <w:tblPrEx>
-          <w:tblCellMar>
-            <w:top w:w="0" w:type="dxa"/>
-            <w:bottom w:w="0" w:type="dxa"/>
-          </w:tblCellMar>
-        </w:tblPrEx>
         <w:tc>
           <w:tcPr>
             <w:tcW w:w="2400" w:type="dxa"/>
@@ -348,18 +324,12 @@
               <w:rPr>
                 <w:rFonts w:ascii="맑은 고딕" w:eastAsia="맑은 고딕" w:hAnsi="맑은 고딕" w:cs="맑은 고딕"/>
               </w:rPr>
-              <w:t xml:space="preserve">Phase 1-1 — HAL CAN 루프백 코드 작성 및 보드 검증</w:t>
+              <w:t>Phase 1-1 — HAL CAN 루프백 코드 작성 및 보드 검증</w:t>
             </w:r>
           </w:p>
         </w:tc>
       </w:tr>
       <w:tr>
-        <w:tblPrEx>
-          <w:tblCellMar>
-            <w:top w:w="0" w:type="dxa"/>
-            <w:bottom w:w="0" w:type="dxa"/>
-          </w:tblCellMar>
-        </w:tblPrEx>
         <w:tc>
           <w:tcPr>
             <w:tcW w:w="2400" w:type="dxa"/>
@@ -408,18 +378,12 @@
               <w:rPr>
                 <w:rFonts w:ascii="맑은 고딕" w:eastAsia="맑은 고딕" w:hAnsi="맑은 고딕" w:cs="맑은 고딕"/>
               </w:rPr>
-              <w:t xml:space="preserve">CAN1 루프백 모드에서 8바이트 데이터 송수신 일치 확인</w:t>
+              <w:t>CAN1 루프백 모드에서 8바이트 데이터 송수신 일치 확인</w:t>
             </w:r>
           </w:p>
         </w:tc>
       </w:tr>
       <w:tr>
-        <w:tblPrEx>
-          <w:tblCellMar>
-            <w:top w:w="0" w:type="dxa"/>
-            <w:bottom w:w="0" w:type="dxa"/>
-          </w:tblCellMar>
-        </w:tblPrEx>
         <w:tc>
           <w:tcPr>
             <w:tcW w:w="2400" w:type="dxa"/>
@@ -521,12 +485,6 @@
         <w:gridCol w:w="9386"/>
       </w:tblGrid>
       <w:tr>
-        <w:tblPrEx>
-          <w:tblCellMar>
-            <w:top w:w="0" w:type="dxa"/>
-            <w:bottom w:w="0" w:type="dxa"/>
-          </w:tblCellMar>
-        </w:tblPrEx>
         <w:tc>
           <w:tcPr>
             <w:tcW w:w="9386" w:type="dxa"/>
@@ -543,22 +501,208 @@
               <w:rPr>
                 <w:b/>
               </w:rPr>
-              <w:t xml:space="preserve">✓ 작업 요약</w:t>
-            </w:r>
-          </w:p>
-          <w:p>
-            <w:r>
-              <w:t xml:space="preserve">• HAL 라이브러리로 CAN1 루프백 모드를 구성하고 RM0390 기준 500kbps 비트 타이밍(BRP=5, TS1=11, TS2=2)을 계산해 적용했다.</w:t>
-            </w:r>
-          </w:p>
-          <w:p>
-            <w:r>
-              <w:t xml:space="preserve">• CAN RX 핀(PB8) 풀업 미설정으로 인한 Start 타임아웃 등 5건의 이슈(001~005)를 진단·해결했다.</w:t>
-            </w:r>
-          </w:p>
-          <w:p>
-            <w:r>
-              <w:t xml:space="preserve">• 8바이트 송수신 데이터 일치(RX OK)를 Serial Monitor로 확인했다.</w:t>
+              <w:t xml:space="preserve">✓ </w:t>
+            </w:r>
+            <w:r>
+              <w:rPr>
+                <w:b/>
+              </w:rPr>
+              <w:t>작업</w:t>
+            </w:r>
+            <w:r>
+              <w:rPr>
+                <w:b/>
+              </w:rPr>
+              <w:t xml:space="preserve"> </w:t>
+            </w:r>
+            <w:r>
+              <w:rPr>
+                <w:b/>
+              </w:rPr>
+              <w:t>요약</w:t>
+            </w:r>
+          </w:p>
+          <w:p>
+            <w:r>
+              <w:t xml:space="preserve">• HAL </w:t>
+            </w:r>
+            <w:r>
+              <w:t>라이브러리로</w:t>
+            </w:r>
+            <w:r>
+              <w:t xml:space="preserve"> CAN1 </w:t>
+            </w:r>
+            <w:r>
+              <w:t>루프백</w:t>
+            </w:r>
+            <w:r>
+              <w:t xml:space="preserve"> </w:t>
+            </w:r>
+            <w:r>
+              <w:t>모드를</w:t>
+            </w:r>
+            <w:r>
+              <w:t xml:space="preserve"> </w:t>
+            </w:r>
+            <w:r>
+              <w:t>구성하고</w:t>
+            </w:r>
+            <w:r>
+              <w:t xml:space="preserve"> RM0390 </w:t>
+            </w:r>
+            <w:r>
+              <w:t>기준</w:t>
+            </w:r>
+            <w:r>
+              <w:t xml:space="preserve"> 500kbps </w:t>
+            </w:r>
+            <w:r>
+              <w:t>비트</w:t>
+            </w:r>
+            <w:r>
+              <w:t xml:space="preserve"> </w:t>
+            </w:r>
+            <w:r>
+              <w:t>타이밍</w:t>
+            </w:r>
+            <w:r>
+              <w:t>(BRP=5, TS1=11, TS2=2)</w:t>
+            </w:r>
+            <w:r>
+              <w:t>을</w:t>
+            </w:r>
+            <w:r>
+              <w:t xml:space="preserve"> </w:t>
+            </w:r>
+            <w:r>
+              <w:t>계산해</w:t>
+            </w:r>
+            <w:r>
+              <w:t xml:space="preserve"> </w:t>
+            </w:r>
+            <w:r>
+              <w:t>적용했다</w:t>
+            </w:r>
+            <w:r>
+              <w:t>.</w:t>
+            </w:r>
+          </w:p>
+          <w:p>
+            <w:r>
+              <w:t xml:space="preserve">• CAN RX </w:t>
+            </w:r>
+            <w:r>
+              <w:t>핀</w:t>
+            </w:r>
+            <w:r>
+              <w:t xml:space="preserve">(PB8) </w:t>
+            </w:r>
+            <w:r>
+              <w:t>풀업</w:t>
+            </w:r>
+            <w:r>
+              <w:t xml:space="preserve"> </w:t>
+            </w:r>
+            <w:r>
+              <w:t>미설정으로</w:t>
+            </w:r>
+            <w:r>
+              <w:t xml:space="preserve"> </w:t>
+            </w:r>
+            <w:r>
+              <w:t>인한</w:t>
+            </w:r>
+            <w:r>
+              <w:t xml:space="preserve"> Start </w:t>
+            </w:r>
+            <w:r>
+              <w:t>타임아웃</w:t>
+            </w:r>
+            <w:r>
+              <w:t xml:space="preserve"> </w:t>
+            </w:r>
+            <w:r>
+              <w:t>등</w:t>
+            </w:r>
+            <w:r>
+              <w:t xml:space="preserve"> 5</w:t>
+            </w:r>
+            <w:r>
+              <w:t>건의</w:t>
+            </w:r>
+            <w:r>
+              <w:t xml:space="preserve"> </w:t>
+            </w:r>
+            <w:r>
+              <w:t>이슈</w:t>
+            </w:r>
+            <w:r>
+              <w:t>(001~005)</w:t>
+            </w:r>
+            <w:r>
+              <w:t>를</w:t>
+            </w:r>
+            <w:r>
+              <w:t xml:space="preserve"> </w:t>
+            </w:r>
+            <w:r>
+              <w:t>진단</w:t>
+            </w:r>
+            <w:r>
+              <w:t>·</w:t>
+            </w:r>
+            <w:r>
+              <w:t>해결했다</w:t>
+            </w:r>
+            <w:r>
+              <w:t>.</w:t>
+            </w:r>
+          </w:p>
+          <w:p>
+            <w:r>
+              <w:t>• 8</w:t>
+            </w:r>
+            <w:r>
+              <w:t>바이트</w:t>
+            </w:r>
+            <w:r>
+              <w:t xml:space="preserve"> </w:t>
+            </w:r>
+            <w:r>
+              <w:t>송수신</w:t>
+            </w:r>
+            <w:r>
+              <w:t xml:space="preserve"> </w:t>
+            </w:r>
+            <w:r>
+              <w:t>데이터</w:t>
+            </w:r>
+            <w:r>
+              <w:t xml:space="preserve"> </w:t>
+            </w:r>
+            <w:r>
+              <w:t>일치</w:t>
+            </w:r>
+            <w:r>
+              <w:t>(RX OK)</w:t>
+            </w:r>
+            <w:r>
+              <w:t>를</w:t>
+            </w:r>
+            <w:r>
+              <w:t xml:space="preserve"> Serial Monitor</w:t>
+            </w:r>
+            <w:r>
+              <w:t>로</w:t>
+            </w:r>
+            <w:r>
+              <w:t xml:space="preserve"> </w:t>
+            </w:r>
+            <w:r>
+              <w:t>확인했다</w:t>
+            </w:r>
+            <w:r>
+              <w:t>.</w:t>
             </w:r>
           </w:p>
         </w:tc>
@@ -645,9 +789,6 @@
     <w:p>
       <w:pPr>
         <w:spacing w:after="100" w:line="300" w:lineRule="auto"/>
-        <w:rPr>
-          <w:rFonts w:hint="eastAsia"/>
-        </w:rPr>
       </w:pPr>
       <w:r>
         <w:rPr>
@@ -689,15 +830,12 @@
           <w:sz w:val="22"/>
           <w:szCs w:val="22"/>
         </w:rPr>
-        <w:t xml:space="preserve">Phase 1-1은 HAL 라이브러리를 이용해 CAN 루프백 통신을 구현하고 보드에서 직접 검증하는 단계다. 루프백 모드는 CAN 컨트롤러가 자신이 송신한 메시지를 내부적으로 수신 FIFO에 돌려주는 모드다. 트랜시버와 두 번째 보드 없이 USB 케이블 하나만으로 CAN 송수신 코드를 검증할 수 있다.</w:t>
+        <w:t>Phase 1-1은 HAL 라이브러리를 이용해 CAN 루프백 통신을 구현하고 보드에서 직접 검증하는 단계다. 루프백 모드는 CAN 컨트롤러가 자신이 송신한 메시지를 내부적으로 수신 FIFO에 돌려주는 모드다. 트랜시버와 두 번째 보드 없이 USB 케이블 하나만으로 CAN 송수신 코드를 검증할 수 있다.</w:t>
       </w:r>
     </w:p>
     <w:p>
       <w:pPr>
         <w:spacing w:after="120"/>
-        <w:rPr>
-          <w:rFonts w:hint="eastAsia"/>
-        </w:rPr>
       </w:pPr>
     </w:p>
     <w:p>
@@ -737,12 +875,6 @@
         <w:gridCol w:w="5160"/>
       </w:tblGrid>
       <w:tr>
-        <w:tblPrEx>
-          <w:tblCellMar>
-            <w:top w:w="0" w:type="dxa"/>
-            <w:bottom w:w="0" w:type="dxa"/>
-          </w:tblCellMar>
-        </w:tblPrEx>
         <w:trPr>
           <w:tblHeader/>
         </w:trPr>
@@ -806,12 +938,6 @@
         </w:tc>
       </w:tr>
       <w:tr>
-        <w:tblPrEx>
-          <w:tblCellMar>
-            <w:top w:w="0" w:type="dxa"/>
-            <w:bottom w:w="0" w:type="dxa"/>
-          </w:tblCellMar>
-        </w:tblPrEx>
         <w:tc>
           <w:tcPr>
             <w:tcW w:w="4200" w:type="dxa"/>
@@ -834,7 +960,7 @@
               <w:rPr>
                 <w:rFonts w:ascii="맑은 고딕" w:eastAsia="맑은 고딕" w:hAnsi="맑은 고딕" w:cs="맑은 고딕"/>
               </w:rPr>
-              <w:t xml:space="preserve">CAN1 루프백 모드 설정</w:t>
+              <w:t>CAN1 루프백 모드 설정</w:t>
             </w:r>
           </w:p>
         </w:tc>
@@ -866,12 +992,6 @@
         </w:tc>
       </w:tr>
       <w:tr>
-        <w:tblPrEx>
-          <w:tblCellMar>
-            <w:top w:w="0" w:type="dxa"/>
-            <w:bottom w:w="0" w:type="dxa"/>
-          </w:tblCellMar>
-        </w:tblPrEx>
         <w:tc>
           <w:tcPr>
             <w:tcW w:w="4200" w:type="dxa"/>
@@ -926,12 +1046,6 @@
         </w:tc>
       </w:tr>
       <w:tr>
-        <w:tblPrEx>
-          <w:tblCellMar>
-            <w:top w:w="0" w:type="dxa"/>
-            <w:bottom w:w="0" w:type="dxa"/>
-          </w:tblCellMar>
-        </w:tblPrEx>
         <w:tc>
           <w:tcPr>
             <w:tcW w:w="4200" w:type="dxa"/>
@@ -986,12 +1100,6 @@
         </w:tc>
       </w:tr>
       <w:tr>
-        <w:tblPrEx>
-          <w:tblCellMar>
-            <w:top w:w="0" w:type="dxa"/>
-            <w:bottom w:w="0" w:type="dxa"/>
-          </w:tblCellMar>
-        </w:tblPrEx>
         <w:tc>
           <w:tcPr>
             <w:tcW w:w="4200" w:type="dxa"/>
@@ -1046,12 +1154,6 @@
         </w:tc>
       </w:tr>
       <w:tr>
-        <w:tblPrEx>
-          <w:tblCellMar>
-            <w:top w:w="0" w:type="dxa"/>
-            <w:bottom w:w="0" w:type="dxa"/>
-          </w:tblCellMar>
-        </w:tblPrEx>
         <w:tc>
           <w:tcPr>
             <w:tcW w:w="4200" w:type="dxa"/>
@@ -1074,7 +1176,7 @@
               <w:rPr>
                 <w:rFonts w:ascii="맑은 고딕" w:eastAsia="맑은 고딕" w:hAnsi="맑은 고딕" w:cs="맑은 고딕"/>
               </w:rPr>
-              <w:t xml:space="preserve">printf 리디렉션</w:t>
+              <w:t>printf 리디렉션</w:t>
             </w:r>
           </w:p>
         </w:tc>
@@ -1165,12 +1267,6 @@
         <w:gridCol w:w="3360"/>
       </w:tblGrid>
       <w:tr>
-        <w:tblPrEx>
-          <w:tblCellMar>
-            <w:top w:w="0" w:type="dxa"/>
-            <w:bottom w:w="0" w:type="dxa"/>
-          </w:tblCellMar>
-        </w:tblPrEx>
         <w:trPr>
           <w:tblHeader/>
         </w:trPr>
@@ -1263,12 +1359,6 @@
         </w:tc>
       </w:tr>
       <w:tr>
-        <w:tblPrEx>
-          <w:tblCellMar>
-            <w:top w:w="0" w:type="dxa"/>
-            <w:bottom w:w="0" w:type="dxa"/>
-          </w:tblCellMar>
-        </w:tblPrEx>
         <w:tc>
           <w:tcPr>
             <w:tcW w:w="2400" w:type="dxa"/>
@@ -1349,12 +1439,6 @@
         </w:tc>
       </w:tr>
       <w:tr>
-        <w:tblPrEx>
-          <w:tblCellMar>
-            <w:top w:w="0" w:type="dxa"/>
-            <w:bottom w:w="0" w:type="dxa"/>
-          </w:tblCellMar>
-        </w:tblPrEx>
         <w:tc>
           <w:tcPr>
             <w:tcW w:w="2400" w:type="dxa"/>
@@ -1435,12 +1519,6 @@
         </w:tc>
       </w:tr>
       <w:tr>
-        <w:tblPrEx>
-          <w:tblCellMar>
-            <w:top w:w="0" w:type="dxa"/>
-            <w:bottom w:w="0" w:type="dxa"/>
-          </w:tblCellMar>
-        </w:tblPrEx>
         <w:tc>
           <w:tcPr>
             <w:tcW w:w="2400" w:type="dxa"/>
@@ -1565,12 +1643,6 @@
         <w:gridCol w:w="2560"/>
       </w:tblGrid>
       <w:tr>
-        <w:tblPrEx>
-          <w:tblCellMar>
-            <w:top w:w="0" w:type="dxa"/>
-            <w:bottom w:w="0" w:type="dxa"/>
-          </w:tblCellMar>
-        </w:tblPrEx>
         <w:trPr>
           <w:tblHeader/>
         </w:trPr>
@@ -1692,12 +1764,6 @@
         </w:tc>
       </w:tr>
       <w:tr>
-        <w:tblPrEx>
-          <w:tblCellMar>
-            <w:top w:w="0" w:type="dxa"/>
-            <w:bottom w:w="0" w:type="dxa"/>
-          </w:tblCellMar>
-        </w:tblPrEx>
         <w:tc>
           <w:tcPr>
             <w:tcW w:w="2000" w:type="dxa"/>
@@ -1772,7 +1838,7 @@
               <w:rPr>
                 <w:rFonts w:ascii="맑은 고딕" w:eastAsia="맑은 고딕" w:hAnsi="맑은 고딕" w:cs="맑은 고딕"/>
               </w:rPr>
-              <w:t xml:space="preserve">루프백 내부 (배선 불필요)</w:t>
+              <w:t>루프백 내부 (배선 불필요)</w:t>
             </w:r>
           </w:p>
         </w:tc>
@@ -1804,12 +1870,6 @@
         </w:tc>
       </w:tr>
       <w:tr>
-        <w:tblPrEx>
-          <w:tblCellMar>
-            <w:top w:w="0" w:type="dxa"/>
-            <w:bottom w:w="0" w:type="dxa"/>
-          </w:tblCellMar>
-        </w:tblPrEx>
         <w:tc>
           <w:tcPr>
             <w:tcW w:w="2000" w:type="dxa"/>
@@ -1884,7 +1944,7 @@
               <w:rPr>
                 <w:rFonts w:ascii="맑은 고딕" w:eastAsia="맑은 고딕" w:hAnsi="맑은 고딕" w:cs="맑은 고딕"/>
               </w:rPr>
-              <w:t xml:space="preserve">루프백 내부 (배선 불필요)</w:t>
+              <w:t>루프백 내부 (배선 불필요)</w:t>
             </w:r>
           </w:p>
         </w:tc>
@@ -1916,12 +1976,6 @@
         </w:tc>
       </w:tr>
       <w:tr>
-        <w:tblPrEx>
-          <w:tblCellMar>
-            <w:top w:w="0" w:type="dxa"/>
-            <w:bottom w:w="0" w:type="dxa"/>
-          </w:tblCellMar>
-        </w:tblPrEx>
         <w:tc>
           <w:tcPr>
             <w:tcW w:w="2000" w:type="dxa"/>
@@ -2028,12 +2082,6 @@
         </w:tc>
       </w:tr>
       <w:tr>
-        <w:tblPrEx>
-          <w:tblCellMar>
-            <w:top w:w="0" w:type="dxa"/>
-            <w:bottom w:w="0" w:type="dxa"/>
-          </w:tblCellMar>
-        </w:tblPrEx>
         <w:tc>
           <w:tcPr>
             <w:tcW w:w="2000" w:type="dxa"/>
@@ -2140,12 +2188,6 @@
         </w:tc>
       </w:tr>
       <w:tr>
-        <w:tblPrEx>
-          <w:tblCellMar>
-            <w:top w:w="0" w:type="dxa"/>
-            <w:bottom w:w="0" w:type="dxa"/>
-          </w:tblCellMar>
-        </w:tblPrEx>
         <w:tc>
           <w:tcPr>
             <w:tcW w:w="2000" w:type="dxa"/>
@@ -2220,7 +2262,7 @@
               <w:rPr>
                 <w:rFonts w:ascii="맑은 고딕" w:eastAsia="맑은 고딕" w:hAnsi="맑은 고딕" w:cs="맑은 고딕"/>
               </w:rPr>
-              <w:t xml:space="preserve">동작 상태 표시 (1초 토글)</w:t>
+              <w:t>동작 상태 표시 (1초 토글)</w:t>
             </w:r>
           </w:p>
         </w:tc>
@@ -2295,12 +2337,6 @@
         <w:gridCol w:w="3360"/>
       </w:tblGrid>
       <w:tr>
-        <w:tblPrEx>
-          <w:tblCellMar>
-            <w:top w:w="0" w:type="dxa"/>
-            <w:bottom w:w="0" w:type="dxa"/>
-          </w:tblCellMar>
-        </w:tblPrEx>
         <w:trPr>
           <w:tblHeader/>
         </w:trPr>
@@ -2393,12 +2429,6 @@
         </w:tc>
       </w:tr>
       <w:tr>
-        <w:tblPrEx>
-          <w:tblCellMar>
-            <w:top w:w="0" w:type="dxa"/>
-            <w:bottom w:w="0" w:type="dxa"/>
-          </w:tblCellMar>
-        </w:tblPrEx>
         <w:tc>
           <w:tcPr>
             <w:tcW w:w="2800" w:type="dxa"/>
@@ -2421,7 +2451,7 @@
               <w:rPr>
                 <w:rFonts w:ascii="맑은 고딕" w:eastAsia="맑은 고딕" w:hAnsi="맑은 고딕" w:cs="맑은 고딕"/>
               </w:rPr>
-              <w:t xml:space="preserve">HSI 오실레이터</w:t>
+              <w:t>HSI 오실레이터</w:t>
             </w:r>
           </w:p>
         </w:tc>
@@ -2473,18 +2503,12 @@
               <w:rPr>
                 <w:rFonts w:ascii="맑은 고딕" w:eastAsia="맑은 고딕" w:hAnsi="맑은 고딕" w:cs="맑은 고딕"/>
               </w:rPr>
-              <w:t xml:space="preserve">내부 RC 오실레이터 사용</w:t>
+              <w:t>내부 RC 오실레이터 사용</w:t>
             </w:r>
           </w:p>
         </w:tc>
       </w:tr>
       <w:tr>
-        <w:tblPrEx>
-          <w:tblCellMar>
-            <w:top w:w="0" w:type="dxa"/>
-            <w:bottom w:w="0" w:type="dxa"/>
-          </w:tblCellMar>
-        </w:tblPrEx>
         <w:tc>
           <w:tcPr>
             <w:tcW w:w="2800" w:type="dxa"/>
@@ -2559,18 +2583,12 @@
               <w:rPr>
                 <w:rFonts w:ascii="맑은 고딕" w:eastAsia="맑은 고딕" w:hAnsi="맑은 고딕" w:cs="맑은 고딕"/>
               </w:rPr>
-              <w:t xml:space="preserve">SystemClock_Config 코드</w:t>
+              <w:t>SystemClock_Config 코드</w:t>
             </w:r>
           </w:p>
         </w:tc>
       </w:tr>
       <w:tr>
-        <w:tblPrEx>
-          <w:tblCellMar>
-            <w:top w:w="0" w:type="dxa"/>
-            <w:bottom w:w="0" w:type="dxa"/>
-          </w:tblCellMar>
-        </w:tblPrEx>
         <w:tc>
           <w:tcPr>
             <w:tcW w:w="2800" w:type="dxa"/>
@@ -2651,12 +2669,6 @@
         </w:tc>
       </w:tr>
       <w:tr>
-        <w:tblPrEx>
-          <w:tblCellMar>
-            <w:top w:w="0" w:type="dxa"/>
-            <w:bottom w:w="0" w:type="dxa"/>
-          </w:tblCellMar>
-        </w:tblPrEx>
         <w:tc>
           <w:tcPr>
             <w:tcW w:w="2800" w:type="dxa"/>
@@ -2737,12 +2749,6 @@
         </w:tc>
       </w:tr>
       <w:tr>
-        <w:tblPrEx>
-          <w:tblCellMar>
-            <w:top w:w="0" w:type="dxa"/>
-            <w:bottom w:w="0" w:type="dxa"/>
-          </w:tblCellMar>
-        </w:tblPrEx>
         <w:tc>
           <w:tcPr>
             <w:tcW w:w="2800" w:type="dxa"/>
@@ -2856,7 +2862,7 @@
           <w:bCs/>
           <w:color w:val="1A1A1A"/>
         </w:rPr>
-        <w:t xml:space="preserve">3.1 목표 보드레이트</w:t>
+        <w:t>3.1 목표 보드레이트</w:t>
       </w:r>
     </w:p>
     <w:p>
@@ -2869,7 +2875,7 @@
           <w:sz w:val="22"/>
           <w:szCs w:val="22"/>
         </w:rPr>
-        <w:t xml:space="preserve">목표 보드레이트는 500kbps로 설정했다. 500kbps는 자동차 파워트레인 CAN 버스의 표준 속도 중 하나다 (ISO 11898 기준). 트랜시버 연결 시 두 노드가 동일한 보드레이트를 사용해야 통신이 가능하다.</w:t>
+        <w:t>목표 보드레이트는 500kbps로 설정했다. 500kbps는 자동차 파워트레인 CAN 버스의 표준 속도 중 하나다 (ISO 11898 기준). 트랜시버 연결 시 두 노드가 동일한 보드레이트를 사용해야 통신이 가능하다.</w:t>
       </w:r>
     </w:p>
     <w:p>
@@ -2926,12 +2932,6 @@
         <w:gridCol w:w="9360"/>
       </w:tblGrid>
       <w:tr>
-        <w:tblPrEx>
-          <w:tblCellMar>
-            <w:top w:w="0" w:type="dxa"/>
-            <w:bottom w:w="0" w:type="dxa"/>
-          </w:tblCellMar>
-        </w:tblPrEx>
         <w:tc>
           <w:tcPr>
             <w:tcW w:w="0" w:type="auto"/>
@@ -2948,7 +2948,7 @@
               <w:rPr>
                 <w:rFonts w:ascii="Consolas" w:eastAsia="Consolas" w:hAnsi="Consolas" w:cs="Consolas"/>
               </w:rPr>
-              <w:t xml:space="preserve">보드레이트 공식 (RM0390 18장):</w:t>
+              <w:t>보드레이트 공식 (RM0390 18장):</w:t>
             </w:r>
             <w:r>
               <w:br/>
@@ -2961,6 +2961,8 @@
             </w:r>
             <w:r>
               <w:br/>
+            </w:r>
+            <w:r>
               <w:br/>
             </w:r>
             <w:r>
@@ -2989,6 +2991,8 @@
             </w:r>
             <w:r>
               <w:br/>
+            </w:r>
+            <w:r>
               <w:br/>
             </w:r>
             <w:r>
@@ -3017,6 +3021,8 @@
             </w:r>
             <w:r>
               <w:br/>
+            </w:r>
+            <w:r>
               <w:br/>
             </w:r>
             <w:r>
@@ -3064,7 +3070,7 @@
           <w:bCs/>
           <w:color w:val="1A1A1A"/>
         </w:rPr>
-        <w:t xml:space="preserve">3.3 최종 설정값</w:t>
+        <w:t>3.3 최종 설정값</w:t>
       </w:r>
     </w:p>
     <w:tbl>
@@ -3091,12 +3097,6 @@
         <w:gridCol w:w="2560"/>
       </w:tblGrid>
       <w:tr>
-        <w:tblPrEx>
-          <w:tblCellMar>
-            <w:top w:w="0" w:type="dxa"/>
-            <w:bottom w:w="0" w:type="dxa"/>
-          </w:tblCellMar>
-        </w:tblPrEx>
         <w:trPr>
           <w:tblHeader/>
         </w:trPr>
@@ -3218,12 +3218,6 @@
         </w:tc>
       </w:tr>
       <w:tr>
-        <w:tblPrEx>
-          <w:tblCellMar>
-            <w:top w:w="0" w:type="dxa"/>
-            <w:bottom w:w="0" w:type="dxa"/>
-          </w:tblCellMar>
-        </w:tblPrEx>
         <w:tc>
           <w:tcPr>
             <w:tcW w:w="2400" w:type="dxa"/>
@@ -3246,7 +3240,7 @@
               <w:rPr>
                 <w:rFonts w:ascii="맑은 고딕" w:eastAsia="맑은 고딕" w:hAnsi="맑은 고딕" w:cs="맑은 고딕"/>
               </w:rPr>
-              <w:t xml:space="preserve">Prescaler (BRP+1)</w:t>
+              <w:t>Prescaler (BRP+1)</w:t>
             </w:r>
           </w:p>
         </w:tc>
@@ -3330,12 +3324,6 @@
         </w:tc>
       </w:tr>
       <w:tr>
-        <w:tblPrEx>
-          <w:tblCellMar>
-            <w:top w:w="0" w:type="dxa"/>
-            <w:bottom w:w="0" w:type="dxa"/>
-          </w:tblCellMar>
-        </w:tblPrEx>
         <w:tc>
           <w:tcPr>
             <w:tcW w:w="2400" w:type="dxa"/>
@@ -3442,12 +3430,6 @@
         </w:tc>
       </w:tr>
       <w:tr>
-        <w:tblPrEx>
-          <w:tblCellMar>
-            <w:top w:w="0" w:type="dxa"/>
-            <w:bottom w:w="0" w:type="dxa"/>
-          </w:tblCellMar>
-        </w:tblPrEx>
         <w:tc>
           <w:tcPr>
             <w:tcW w:w="2400" w:type="dxa"/>
@@ -3554,12 +3536,6 @@
         </w:tc>
       </w:tr>
       <w:tr>
-        <w:tblPrEx>
-          <w:tblCellMar>
-            <w:top w:w="0" w:type="dxa"/>
-            <w:bottom w:w="0" w:type="dxa"/>
-          </w:tblCellMar>
-        </w:tblPrEx>
         <w:tc>
           <w:tcPr>
             <w:tcW w:w="2400" w:type="dxa"/>
@@ -3582,7 +3558,7 @@
               <w:rPr>
                 <w:rFonts w:ascii="맑은 고딕" w:eastAsia="맑은 고딕" w:hAnsi="맑은 고딕" w:cs="맑은 고딕"/>
               </w:rPr>
-              <w:t xml:space="preserve">SyncJumpWidth (SJW)</w:t>
+              <w:t>SyncJumpWidth (SJW)</w:t>
             </w:r>
           </w:p>
         </w:tc>
@@ -3634,7 +3610,7 @@
               <w:rPr>
                 <w:rFonts w:ascii="맑은 고딕" w:eastAsia="맑은 고딕" w:hAnsi="맑은 고딕" w:cs="맑은 고딕"/>
               </w:rPr>
-              <w:t xml:space="preserve">재동기화 최대 보정폭</w:t>
+              <w:t>재동기화 최대 보정폭</w:t>
             </w:r>
           </w:p>
         </w:tc>
@@ -3666,12 +3642,6 @@
         </w:tc>
       </w:tr>
       <w:tr>
-        <w:tblPrEx>
-          <w:tblCellMar>
-            <w:top w:w="0" w:type="dxa"/>
-            <w:bottom w:w="0" w:type="dxa"/>
-          </w:tblCellMar>
-        </w:tblPrEx>
         <w:tc>
           <w:tcPr>
             <w:tcW w:w="2400" w:type="dxa"/>
@@ -3778,12 +3748,6 @@
         </w:tc>
       </w:tr>
       <w:tr>
-        <w:tblPrEx>
-          <w:tblCellMar>
-            <w:top w:w="0" w:type="dxa"/>
-            <w:bottom w:w="0" w:type="dxa"/>
-          </w:tblCellMar>
-        </w:tblPrEx>
         <w:tc>
           <w:tcPr>
             <w:tcW w:w="2400" w:type="dxa"/>
@@ -3806,7 +3770,7 @@
               <w:rPr>
                 <w:rFonts w:ascii="맑은 고딕" w:eastAsia="맑은 고딕" w:hAnsi="맑은 고딕" w:cs="맑은 고딕"/>
               </w:rPr>
-              <w:t xml:space="preserve">실제 보드레이트</w:t>
+              <w:t>실제 보드레이트</w:t>
             </w:r>
           </w:p>
         </w:tc>
@@ -3942,12 +3906,6 @@
         <w:gridCol w:w="9360"/>
       </w:tblGrid>
       <w:tr>
-        <w:tblPrEx>
-          <w:tblCellMar>
-            <w:top w:w="0" w:type="dxa"/>
-            <w:bottom w:w="0" w:type="dxa"/>
-          </w:tblCellMar>
-        </w:tblPrEx>
         <w:tc>
           <w:tcPr>
             <w:tcW w:w="0" w:type="auto"/>
@@ -4132,12 +4090,6 @@
         <w:gridCol w:w="9360"/>
       </w:tblGrid>
       <w:tr>
-        <w:tblPrEx>
-          <w:tblCellMar>
-            <w:top w:w="0" w:type="dxa"/>
-            <w:bottom w:w="0" w:type="dxa"/>
-          </w:tblCellMar>
-        </w:tblPrEx>
         <w:tc>
           <w:tcPr>
             <w:tcW w:w="0" w:type="auto"/>
@@ -4154,7 +4106,7 @@
               <w:rPr>
                 <w:rFonts w:ascii="Consolas" w:eastAsia="Consolas" w:hAnsi="Consolas" w:cs="Consolas"/>
               </w:rPr>
-              <w:t xml:space="preserve">CAN_FilterTypeDef sf;</w:t>
+              <w:t>CAN_FilterTypeDef sf;</w:t>
             </w:r>
             <w:r>
               <w:br/>
@@ -4163,7 +4115,7 @@
               <w:rPr>
                 <w:rFonts w:ascii="Consolas" w:eastAsia="Consolas" w:hAnsi="Consolas" w:cs="Consolas"/>
               </w:rPr>
-              <w:t xml:space="preserve">sf.FilterBank           = 0;</w:t>
+              <w:t>sf.FilterBank           = 0;</w:t>
             </w:r>
             <w:r>
               <w:br/>
@@ -4172,7 +4124,7 @@
               <w:rPr>
                 <w:rFonts w:ascii="Consolas" w:eastAsia="Consolas" w:hAnsi="Consolas" w:cs="Consolas"/>
               </w:rPr>
-              <w:t xml:space="preserve">sf.FilterMode           = CAN_FILTERMODE_IDMASK;</w:t>
+              <w:t>sf.FilterMode           = CAN_FILTERMODE_IDMASK;</w:t>
             </w:r>
             <w:r>
               <w:br/>
@@ -4181,7 +4133,7 @@
               <w:rPr>
                 <w:rFonts w:ascii="Consolas" w:eastAsia="Consolas" w:hAnsi="Consolas" w:cs="Consolas"/>
               </w:rPr>
-              <w:t xml:space="preserve">sf.FilterScale          = CAN_FILTERSCALE_32BIT;</w:t>
+              <w:t>sf.FilterScale          = CAN_FILTERSCALE_32BIT;</w:t>
             </w:r>
             <w:r>
               <w:br/>
@@ -4190,7 +4142,7 @@
               <w:rPr>
                 <w:rFonts w:ascii="Consolas" w:eastAsia="Consolas" w:hAnsi="Consolas" w:cs="Consolas"/>
               </w:rPr>
-              <w:t xml:space="preserve">sf.FilterIdHigh         = 0x0000;  // ID = 0</w:t>
+              <w:t>sf.FilterIdHigh         = 0x0000;  // ID = 0</w:t>
             </w:r>
             <w:r>
               <w:br/>
@@ -4199,7 +4151,7 @@
               <w:rPr>
                 <w:rFonts w:ascii="Consolas" w:eastAsia="Consolas" w:hAnsi="Consolas" w:cs="Consolas"/>
               </w:rPr>
-              <w:t xml:space="preserve">sf.FilterIdLow          = 0x0000;</w:t>
+              <w:t>sf.FilterIdLow          = 0x0000;</w:t>
             </w:r>
             <w:r>
               <w:br/>
@@ -4208,7 +4160,7 @@
               <w:rPr>
                 <w:rFonts w:ascii="Consolas" w:eastAsia="Consolas" w:hAnsi="Consolas" w:cs="Consolas"/>
               </w:rPr>
-              <w:t xml:space="preserve">sf.FilterMaskIdHigh     = 0x0000;  // Mask = 0 → 모든 ID 통과</w:t>
+              <w:t>sf.FilterMaskIdHigh     = 0x0000;  // Mask = 0 → 모든 ID 통과</w:t>
             </w:r>
             <w:r>
               <w:br/>
@@ -4217,7 +4169,7 @@
               <w:rPr>
                 <w:rFonts w:ascii="Consolas" w:eastAsia="Consolas" w:hAnsi="Consolas" w:cs="Consolas"/>
               </w:rPr>
-              <w:t xml:space="preserve">sf.FilterMaskIdLow      = 0x0000;</w:t>
+              <w:t>sf.FilterMaskIdLow      = 0x0000;</w:t>
             </w:r>
             <w:r>
               <w:br/>
@@ -4226,7 +4178,7 @@
               <w:rPr>
                 <w:rFonts w:ascii="Consolas" w:eastAsia="Consolas" w:hAnsi="Consolas" w:cs="Consolas"/>
               </w:rPr>
-              <w:t xml:space="preserve">sf.FilterFIFOAssignment = CAN_RX_FIFO0;</w:t>
+              <w:t>sf.FilterFIFOAssignment = CAN_RX_FIFO0;</w:t>
             </w:r>
             <w:r>
               <w:br/>
@@ -4235,7 +4187,7 @@
               <w:rPr>
                 <w:rFonts w:ascii="Consolas" w:eastAsia="Consolas" w:hAnsi="Consolas" w:cs="Consolas"/>
               </w:rPr>
-              <w:t xml:space="preserve">sf.FilterActivation     = ENABLE;</w:t>
+              <w:t>sf.FilterActivation     = ENABLE;</w:t>
             </w:r>
             <w:r>
               <w:br/>
@@ -4244,7 +4196,7 @@
               <w:rPr>
                 <w:rFonts w:ascii="Consolas" w:eastAsia="Consolas" w:hAnsi="Consolas" w:cs="Consolas"/>
               </w:rPr>
-              <w:t xml:space="preserve">sf.SlaveStartFilterBank = 14;      // CAN1(0~13) / CAN2(14~27) 분할</w:t>
+              <w:t>sf.SlaveStartFilterBank = 14;      // CAN1(0~13) / CAN2(14~27) 분할</w:t>
             </w:r>
             <w:r>
               <w:br/>
@@ -4295,12 +4247,6 @@
         <w:gridCol w:w="9360"/>
       </w:tblGrid>
       <w:tr>
-        <w:tblPrEx>
-          <w:tblCellMar>
-            <w:top w:w="0" w:type="dxa"/>
-            <w:bottom w:w="0" w:type="dxa"/>
-          </w:tblCellMar>
-        </w:tblPrEx>
         <w:tc>
           <w:tcPr>
             <w:tcW w:w="0" w:type="auto"/>
@@ -4313,266 +4259,919 @@
             </w:tcMar>
           </w:tcPr>
           <w:p>
-            <w:r>
-              <w:rPr>
-                <w:rFonts w:ascii="Consolas" w:eastAsia="Consolas" w:hAnsi="Consolas" w:cs="Consolas"/>
-              </w:rPr>
-              <w:t>/* 전역 변수 */</w:t>
-            </w:r>
-            <w:r>
-              <w:br/>
-            </w:r>
-            <w:r>
-              <w:rPr>
-                <w:rFonts w:ascii="Consolas" w:eastAsia="Consolas" w:hAnsi="Consolas" w:cs="Consolas"/>
-              </w:rPr>
-              <w:t xml:space="preserve">volatile uint8_t g_txData[8] = {0x11,0x22,0x33,0x44,0x55,0x66,0x77,0x88};</w:t>
-            </w:r>
-            <w:r>
-              <w:br/>
-            </w:r>
-            <w:r>
-              <w:rPr>
-                <w:rFonts w:ascii="Consolas" w:eastAsia="Consolas" w:hAnsi="Consolas" w:cs="Consolas"/>
-              </w:rPr>
-              <w:t xml:space="preserve">volatile uint8_t g_rxFlag    = 0;   // 수신 완료 플래그</w:t>
-            </w:r>
-            <w:r>
-              <w:br/>
-            </w:r>
-            <w:r>
-              <w:rPr>
-                <w:rFonts w:ascii="Consolas" w:eastAsia="Consolas" w:hAnsi="Consolas" w:cs="Consolas"/>
-              </w:rPr>
-              <w:t xml:space="preserve">volatile uint8_t g_matchResult = 0; // 데이터 일치 여부</w:t>
-            </w:r>
-            <w:r>
-              <w:br/>
-              <w:br/>
-            </w:r>
-            <w:r>
-              <w:rPr>
-                <w:rFonts w:ascii="Consolas" w:eastAsia="Consolas" w:hAnsi="Consolas" w:cs="Consolas"/>
-              </w:rPr>
-              <w:t>/* while 루프 — 1초마다 송신 */</w:t>
-            </w:r>
-            <w:r>
-              <w:br/>
-            </w:r>
-            <w:r>
-              <w:rPr>
-                <w:rFonts w:ascii="Consolas" w:eastAsia="Consolas" w:hAnsi="Consolas" w:cs="Consolas"/>
-              </w:rPr>
-              <w:t xml:space="preserve">CAN_TxHeaderTypeDef tx = {0};</w:t>
-            </w:r>
-            <w:r>
-              <w:br/>
-            </w:r>
-            <w:r>
-              <w:rPr>
-                <w:rFonts w:ascii="Consolas" w:eastAsia="Consolas" w:hAnsi="Consolas" w:cs="Consolas"/>
-              </w:rPr>
-              <w:t xml:space="preserve">tx.StdId = 0x123;          // 11비트 표준 ID</w:t>
-            </w:r>
-            <w:r>
-              <w:br/>
-            </w:r>
-            <w:r>
-              <w:rPr>
-                <w:rFonts w:ascii="Consolas" w:eastAsia="Consolas" w:hAnsi="Consolas" w:cs="Consolas"/>
-              </w:rPr>
-              <w:t xml:space="preserve">tx.IDE   = CAN_ID_STD;</w:t>
-            </w:r>
-            <w:r>
-              <w:br/>
-            </w:r>
-            <w:r>
-              <w:rPr>
-                <w:rFonts w:ascii="Consolas" w:eastAsia="Consolas" w:hAnsi="Consolas" w:cs="Consolas"/>
-              </w:rPr>
-              <w:t xml:space="preserve">tx.RTR   = CAN_RTR_DATA;</w:t>
-            </w:r>
-            <w:r>
-              <w:br/>
-            </w:r>
-            <w:r>
-              <w:rPr>
-                <w:rFonts w:ascii="Consolas" w:eastAsia="Consolas" w:hAnsi="Consolas" w:cs="Consolas"/>
-              </w:rPr>
-              <w:t xml:space="preserve">tx.DLC   = 8;              // 8바이트</w:t>
-            </w:r>
-            <w:r>
-              <w:br/>
-            </w:r>
-            <w:r>
-              <w:rPr>
-                <w:rFonts w:ascii="Consolas" w:eastAsia="Consolas" w:hAnsi="Consolas" w:cs="Consolas"/>
-              </w:rPr>
-              <w:t>HAL_CAN_AddTxMessage(&amp;hcan1, &amp;tx, (uint8_t*)g_txData, &amp;mailbox);</w:t>
-            </w:r>
-            <w:r>
-              <w:br/>
-              <w:br/>
-            </w:r>
-            <w:r>
-              <w:rPr>
-                <w:rFonts w:ascii="Consolas" w:eastAsia="Consolas" w:hAnsi="Consolas" w:cs="Consolas"/>
-              </w:rPr>
-              <w:t xml:space="preserve">/* 수신 인터럽트 콜백 */</w:t>
-            </w:r>
-            <w:r>
-              <w:br/>
-            </w:r>
-            <w:r>
-              <w:rPr>
-                <w:rFonts w:ascii="Consolas" w:eastAsia="Consolas" w:hAnsi="Consolas" w:cs="Consolas"/>
-              </w:rPr>
+            <w:pPr>
+              <w:rPr>
+                <w:rFonts w:hint="eastAsia"/>
+              </w:rPr>
+            </w:pPr>
+            <w:r>
+              <w:rPr>
+                <w:rFonts w:hint="eastAsia"/>
+              </w:rPr>
+              <w:t xml:space="preserve">/* </w:t>
+            </w:r>
+            <w:r>
+              <w:rPr>
+                <w:rFonts w:hint="eastAsia"/>
+              </w:rPr>
+              <w:t>전역</w:t>
+            </w:r>
+            <w:r>
+              <w:rPr>
+                <w:rFonts w:hint="eastAsia"/>
+              </w:rPr>
+              <w:t xml:space="preserve"> </w:t>
+            </w:r>
+            <w:r>
+              <w:rPr>
+                <w:rFonts w:hint="eastAsia"/>
+              </w:rPr>
+              <w:t>변수</w:t>
+            </w:r>
+            <w:r>
+              <w:rPr>
+                <w:rFonts w:hint="eastAsia"/>
+              </w:rPr>
+              <w:t xml:space="preserve"> */</w:t>
+            </w:r>
+          </w:p>
+          <w:p>
+            <w:r>
+              <w:t>volatile uint8_t g_txData[8]   = {0x11,0x22,0x33,0x44,0x55,0x66,0x77,0x88};</w:t>
+            </w:r>
+          </w:p>
+          <w:p>
+            <w:pPr>
+              <w:rPr>
+                <w:rFonts w:hint="eastAsia"/>
+              </w:rPr>
+            </w:pPr>
+            <w:r>
+              <w:rPr>
+                <w:rFonts w:hint="eastAsia"/>
+              </w:rPr>
+              <w:t xml:space="preserve">volatile uint8_t g_rxFlag      = 0;   // </w:t>
+            </w:r>
+            <w:r>
+              <w:rPr>
+                <w:rFonts w:hint="eastAsia"/>
+              </w:rPr>
+              <w:t>수신</w:t>
+            </w:r>
+            <w:r>
+              <w:rPr>
+                <w:rFonts w:hint="eastAsia"/>
+              </w:rPr>
+              <w:t xml:space="preserve"> </w:t>
+            </w:r>
+            <w:r>
+              <w:rPr>
+                <w:rFonts w:hint="eastAsia"/>
+              </w:rPr>
+              <w:t>완료</w:t>
+            </w:r>
+            <w:r>
+              <w:rPr>
+                <w:rFonts w:hint="eastAsia"/>
+              </w:rPr>
+              <w:t xml:space="preserve"> </w:t>
+            </w:r>
+            <w:r>
+              <w:rPr>
+                <w:rFonts w:hint="eastAsia"/>
+              </w:rPr>
+              <w:t>플래그</w:t>
+            </w:r>
+          </w:p>
+          <w:p>
+            <w:pPr>
+              <w:rPr>
+                <w:rFonts w:hint="eastAsia"/>
+              </w:rPr>
+            </w:pPr>
+            <w:r>
+              <w:rPr>
+                <w:rFonts w:hint="eastAsia"/>
+              </w:rPr>
+              <w:t xml:space="preserve">volatile uint8_t g_matchResult = 0;   // </w:t>
+            </w:r>
+            <w:r>
+              <w:rPr>
+                <w:rFonts w:hint="eastAsia"/>
+              </w:rPr>
+              <w:t>데이터</w:t>
+            </w:r>
+            <w:r>
+              <w:rPr>
+                <w:rFonts w:hint="eastAsia"/>
+              </w:rPr>
+              <w:t xml:space="preserve"> </w:t>
+            </w:r>
+            <w:r>
+              <w:rPr>
+                <w:rFonts w:hint="eastAsia"/>
+              </w:rPr>
+              <w:t>일치</w:t>
+            </w:r>
+            <w:r>
+              <w:rPr>
+                <w:rFonts w:hint="eastAsia"/>
+              </w:rPr>
+              <w:t xml:space="preserve"> </w:t>
+            </w:r>
+            <w:r>
+              <w:rPr>
+                <w:rFonts w:hint="eastAsia"/>
+              </w:rPr>
+              <w:t>여부</w:t>
+            </w:r>
+          </w:p>
+          <w:p>
+            <w:pPr>
+              <w:rPr>
+                <w:rFonts w:hint="eastAsia"/>
+              </w:rPr>
+            </w:pPr>
+            <w:r>
+              <w:rPr>
+                <w:rFonts w:hint="eastAsia"/>
+              </w:rPr>
+              <w:t xml:space="preserve">volatile uint16_t g_txError    = 0;   // </w:t>
+            </w:r>
+            <w:r>
+              <w:rPr>
+                <w:rFonts w:hint="eastAsia"/>
+              </w:rPr>
+              <w:t>송신</w:t>
+            </w:r>
+            <w:r>
+              <w:rPr>
+                <w:rFonts w:hint="eastAsia"/>
+              </w:rPr>
+              <w:t xml:space="preserve"> </w:t>
+            </w:r>
+            <w:r>
+              <w:rPr>
+                <w:rFonts w:hint="eastAsia"/>
+              </w:rPr>
+              <w:t>실패</w:t>
+            </w:r>
+            <w:r>
+              <w:rPr>
+                <w:rFonts w:hint="eastAsia"/>
+              </w:rPr>
+              <w:t xml:space="preserve"> </w:t>
+            </w:r>
+            <w:r>
+              <w:rPr>
+                <w:rFonts w:hint="eastAsia"/>
+              </w:rPr>
+              <w:t>카운터</w:t>
+            </w:r>
+          </w:p>
+          <w:p/>
+          <w:p>
+            <w:pPr>
+              <w:rPr>
+                <w:rFonts w:hint="eastAsia"/>
+              </w:rPr>
+            </w:pPr>
+            <w:r>
+              <w:rPr>
+                <w:rFonts w:hint="eastAsia"/>
+              </w:rPr>
+              <w:t xml:space="preserve">/* CAN </w:t>
+            </w:r>
+            <w:r>
+              <w:rPr>
+                <w:rFonts w:hint="eastAsia"/>
+              </w:rPr>
+              <w:t>시작</w:t>
+            </w:r>
+            <w:r>
+              <w:rPr>
+                <w:rFonts w:hint="eastAsia"/>
+              </w:rPr>
+              <w:t xml:space="preserve"> + </w:t>
+            </w:r>
+            <w:r>
+              <w:rPr>
+                <w:rFonts w:hint="eastAsia"/>
+              </w:rPr>
+              <w:t>인터럽트</w:t>
+            </w:r>
+            <w:r>
+              <w:rPr>
+                <w:rFonts w:hint="eastAsia"/>
+              </w:rPr>
+              <w:t xml:space="preserve"> </w:t>
+            </w:r>
+            <w:r>
+              <w:rPr>
+                <w:rFonts w:hint="eastAsia"/>
+              </w:rPr>
+              <w:t>활성화</w:t>
+            </w:r>
+            <w:r>
+              <w:rPr>
+                <w:rFonts w:hint="eastAsia"/>
+              </w:rPr>
+              <w:t xml:space="preserve"> (USER CODE BEGIN 2) */</w:t>
+            </w:r>
+          </w:p>
+          <w:p>
+            <w:r>
+              <w:t>HAL_StatusTypeDef startRet = HAL_CAN_Start(&amp;hcan1);</w:t>
+            </w:r>
+          </w:p>
+          <w:p>
+            <w:r>
+              <w:t>printf("CAN Start: %d CAN_error: %lx\r\n", (int)startRet, hcan1.ErrorCode);</w:t>
+            </w:r>
+          </w:p>
+          <w:p>
+            <w:pPr>
+              <w:rPr>
+                <w:rFonts w:hint="eastAsia"/>
+              </w:rPr>
+            </w:pPr>
+            <w:r>
+              <w:rPr>
+                <w:rFonts w:hint="eastAsia"/>
+              </w:rPr>
+              <w:t xml:space="preserve">// startRet=0(HAL_OK) </w:t>
+            </w:r>
+            <w:r>
+              <w:rPr>
+                <w:rFonts w:hint="eastAsia"/>
+              </w:rPr>
+              <w:t>이어야</w:t>
+            </w:r>
+            <w:r>
+              <w:rPr>
+                <w:rFonts w:hint="eastAsia"/>
+              </w:rPr>
+              <w:t xml:space="preserve"> </w:t>
+            </w:r>
+            <w:r>
+              <w:rPr>
+                <w:rFonts w:hint="eastAsia"/>
+              </w:rPr>
+              <w:t>정상</w:t>
+            </w:r>
+            <w:r>
+              <w:rPr>
+                <w:rFonts w:hint="eastAsia"/>
+              </w:rPr>
+              <w:t xml:space="preserve"> </w:t>
+            </w:r>
+            <w:r>
+              <w:rPr>
+                <w:rFonts w:hint="eastAsia"/>
+              </w:rPr>
+              <w:t>—</w:t>
+            </w:r>
+            <w:r>
+              <w:rPr>
+                <w:rFonts w:hint="eastAsia"/>
+              </w:rPr>
+              <w:t xml:space="preserve"> ISSUE 001</w:t>
+            </w:r>
+            <w:r>
+              <w:rPr>
+                <w:rFonts w:hint="eastAsia"/>
+              </w:rPr>
+              <w:t>에서</w:t>
+            </w:r>
+            <w:r>
+              <w:rPr>
+                <w:rFonts w:hint="eastAsia"/>
+              </w:rPr>
+              <w:t xml:space="preserve"> </w:t>
+            </w:r>
+            <w:r>
+              <w:rPr>
+                <w:rFonts w:hint="eastAsia"/>
+              </w:rPr>
+              <w:t>이</w:t>
+            </w:r>
+            <w:r>
+              <w:rPr>
+                <w:rFonts w:hint="eastAsia"/>
+              </w:rPr>
+              <w:t xml:space="preserve"> </w:t>
+            </w:r>
+            <w:r>
+              <w:rPr>
+                <w:rFonts w:hint="eastAsia"/>
+              </w:rPr>
+              <w:t>값이</w:t>
+            </w:r>
+            <w:r>
+              <w:rPr>
+                <w:rFonts w:hint="eastAsia"/>
+              </w:rPr>
+              <w:t xml:space="preserve"> 1</w:t>
+            </w:r>
+            <w:r>
+              <w:rPr>
+                <w:rFonts w:hint="eastAsia"/>
+              </w:rPr>
+              <w:t>로</w:t>
+            </w:r>
+            <w:r>
+              <w:rPr>
+                <w:rFonts w:hint="eastAsia"/>
+              </w:rPr>
+              <w:t xml:space="preserve"> </w:t>
+            </w:r>
+            <w:r>
+              <w:rPr>
+                <w:rFonts w:hint="eastAsia"/>
+              </w:rPr>
+              <w:t>나와</w:t>
+            </w:r>
+            <w:r>
+              <w:rPr>
+                <w:rFonts w:hint="eastAsia"/>
+              </w:rPr>
+              <w:t xml:space="preserve"> </w:t>
+            </w:r>
+            <w:r>
+              <w:rPr>
+                <w:rFonts w:hint="eastAsia"/>
+              </w:rPr>
+              <w:t>원인을</w:t>
+            </w:r>
+            <w:r>
+              <w:rPr>
+                <w:rFonts w:hint="eastAsia"/>
+              </w:rPr>
+              <w:t xml:space="preserve"> </w:t>
+            </w:r>
+            <w:r>
+              <w:rPr>
+                <w:rFonts w:hint="eastAsia"/>
+              </w:rPr>
+              <w:t>추적함</w:t>
+            </w:r>
+          </w:p>
+          <w:p/>
+          <w:p>
+            <w:r>
+              <w:t>HAL_StatusTypeDef notifRet = HAL_CAN_ActivateNotification(&amp;hcan1,</w:t>
+            </w:r>
+          </w:p>
+          <w:p>
+            <w:r>
               <w:lastRenderedPageBreak/>
-              <w:t xml:space="preserve">void HAL_CAN_RxFifo0MsgPendingCallback(CAN_HandleTypeDef *hcan) {</w:t>
-            </w:r>
-            <w:r>
-              <w:br/>
-            </w:r>
-            <w:r>
-              <w:rPr>
-                <w:rFonts w:ascii="Consolas" w:eastAsia="Consolas" w:hAnsi="Consolas" w:cs="Consolas"/>
-              </w:rPr>
+              <w:t xml:space="preserve">    CAN_IT_RX_FIFO0_MSG_PENDING | CAN_IT_TX_MAILBOX_EMPTY);</w:t>
+            </w:r>
+          </w:p>
+          <w:p>
+            <w:r>
+              <w:t>printf("CAN Notif: %d CAN_error: %lx\r\n", (int)notifRet, hcan1.ErrorCode);</w:t>
+            </w:r>
+          </w:p>
+          <w:p/>
+          <w:p>
+            <w:pPr>
+              <w:rPr>
+                <w:rFonts w:hint="eastAsia"/>
+              </w:rPr>
+            </w:pPr>
+            <w:r>
+              <w:rPr>
+                <w:rFonts w:hint="eastAsia"/>
+              </w:rPr>
+              <w:t xml:space="preserve">/* while </w:t>
+            </w:r>
+            <w:r>
+              <w:rPr>
+                <w:rFonts w:hint="eastAsia"/>
+              </w:rPr>
+              <w:t>루프</w:t>
+            </w:r>
+            <w:r>
+              <w:rPr>
+                <w:rFonts w:hint="eastAsia"/>
+              </w:rPr>
+              <w:t xml:space="preserve"> </w:t>
+            </w:r>
+            <w:r>
+              <w:rPr>
+                <w:rFonts w:hint="eastAsia"/>
+              </w:rPr>
+              <w:t>—</w:t>
+            </w:r>
+            <w:r>
+              <w:rPr>
+                <w:rFonts w:hint="eastAsia"/>
+              </w:rPr>
+              <w:t xml:space="preserve"> 1</w:t>
+            </w:r>
+            <w:r>
+              <w:rPr>
+                <w:rFonts w:hint="eastAsia"/>
+              </w:rPr>
+              <w:t>초마다</w:t>
+            </w:r>
+            <w:r>
+              <w:rPr>
+                <w:rFonts w:hint="eastAsia"/>
+              </w:rPr>
+              <w:t xml:space="preserve"> </w:t>
+            </w:r>
+            <w:r>
+              <w:rPr>
+                <w:rFonts w:hint="eastAsia"/>
+              </w:rPr>
+              <w:t>송신</w:t>
+            </w:r>
+            <w:r>
+              <w:rPr>
+                <w:rFonts w:hint="eastAsia"/>
+              </w:rPr>
+              <w:t xml:space="preserve"> (USER CODE BEGIN 3) */</w:t>
+            </w:r>
+          </w:p>
+          <w:p>
+            <w:r>
+              <w:t>CAN_TxHeaderTypeDef tx = {0};</w:t>
+            </w:r>
+          </w:p>
+          <w:p>
+            <w:r>
+              <w:t>uint32_t mailbox;</w:t>
+            </w:r>
+          </w:p>
+          <w:p/>
+          <w:p>
+            <w:pPr>
+              <w:rPr>
+                <w:rFonts w:hint="eastAsia"/>
+              </w:rPr>
+            </w:pPr>
+            <w:r>
+              <w:rPr>
+                <w:rFonts w:hint="eastAsia"/>
+              </w:rPr>
+              <w:t>tx.StdId = 0x123;          // 11</w:t>
+            </w:r>
+            <w:r>
+              <w:rPr>
+                <w:rFonts w:hint="eastAsia"/>
+              </w:rPr>
+              <w:t>비트</w:t>
+            </w:r>
+            <w:r>
+              <w:rPr>
+                <w:rFonts w:hint="eastAsia"/>
+              </w:rPr>
+              <w:t xml:space="preserve"> </w:t>
+            </w:r>
+            <w:r>
+              <w:rPr>
+                <w:rFonts w:hint="eastAsia"/>
+              </w:rPr>
+              <w:t>표준</w:t>
+            </w:r>
+            <w:r>
+              <w:rPr>
+                <w:rFonts w:hint="eastAsia"/>
+              </w:rPr>
+              <w:t xml:space="preserve"> ID</w:t>
+            </w:r>
+          </w:p>
+          <w:p>
+            <w:r>
+              <w:t>tx.IDE   = CAN_ID_STD;</w:t>
+            </w:r>
+          </w:p>
+          <w:p>
+            <w:r>
+              <w:t>tx.RTR   = CAN_RTR_DATA;</w:t>
+            </w:r>
+          </w:p>
+          <w:p>
+            <w:pPr>
+              <w:rPr>
+                <w:rFonts w:hint="eastAsia"/>
+              </w:rPr>
+            </w:pPr>
+            <w:r>
+              <w:rPr>
+                <w:rFonts w:hint="eastAsia"/>
+              </w:rPr>
+              <w:t>tx.DLC   = 8;               // 8</w:t>
+            </w:r>
+            <w:r>
+              <w:rPr>
+                <w:rFonts w:hint="eastAsia"/>
+              </w:rPr>
+              <w:t>바이트</w:t>
+            </w:r>
+          </w:p>
+          <w:p/>
+          <w:p>
+            <w:r>
+              <w:t>HAL_StatusTypeDef ret = HAL_CAN_AddTxMessage(&amp;hcan1, &amp;tx, (uint8_t*)g_txData, &amp;mailbox);</w:t>
+            </w:r>
+          </w:p>
+          <w:p>
+            <w:r>
+              <w:t>if (ret != HAL_OK) {</w:t>
+            </w:r>
+          </w:p>
+          <w:p>
+            <w:r>
+              <w:t xml:space="preserve">    g_txError++;</w:t>
+            </w:r>
+          </w:p>
+          <w:p>
+            <w:r>
+              <w:t xml:space="preserve">    printf("TX ERROR: %d HAL_status: %d CAN_error: %lx\r\n",</w:t>
+            </w:r>
+          </w:p>
+          <w:p>
+            <w:r>
+              <w:t xml:space="preserve">           g_txError, ret, hcan1.ErrorCode);</w:t>
+            </w:r>
+          </w:p>
+          <w:p>
+            <w:r>
+              <w:t>} else {</w:t>
+            </w:r>
+          </w:p>
+          <w:p>
+            <w:r>
+              <w:t xml:space="preserve">    printf("TX OK\r\n");</w:t>
+            </w:r>
+          </w:p>
+          <w:p>
+            <w:r>
+              <w:t>}</w:t>
+            </w:r>
+          </w:p>
+          <w:p/>
+          <w:p>
+            <w:r>
+              <w:t>if (g_rxFlag) {</w:t>
+            </w:r>
+          </w:p>
+          <w:p>
+            <w:r>
+              <w:t xml:space="preserve">    g_rxFlag = 0;</w:t>
+            </w:r>
+          </w:p>
+          <w:p>
+            <w:r>
+              <w:t xml:space="preserve">    if (g_matchResult) {</w:t>
+            </w:r>
+          </w:p>
+          <w:p>
+            <w:r>
+              <w:t xml:space="preserve">        printf("RX OK\r\n");</w:t>
+            </w:r>
+          </w:p>
+          <w:p>
+            <w:r>
+              <w:t xml:space="preserve">    } else {</w:t>
+            </w:r>
+          </w:p>
+          <w:p>
+            <w:r>
+              <w:t xml:space="preserve">        printf("RX ERROR\r\n");</w:t>
+            </w:r>
+          </w:p>
+          <w:p>
+            <w:r>
+              <w:t xml:space="preserve">    }</w:t>
+            </w:r>
+          </w:p>
+          <w:p>
+            <w:r>
+              <w:t>}</w:t>
+            </w:r>
+          </w:p>
+          <w:p/>
+          <w:p>
+            <w:pPr>
+              <w:rPr>
+                <w:rFonts w:hint="eastAsia"/>
+              </w:rPr>
+            </w:pPr>
+            <w:r>
+              <w:rPr>
+                <w:rFonts w:hint="eastAsia"/>
+              </w:rPr>
+              <w:t xml:space="preserve">HAL_GPIO_TogglePin(GPIOA, GPIO_PIN_5);  // LD2 </w:t>
+            </w:r>
+            <w:r>
+              <w:rPr>
+                <w:rFonts w:hint="eastAsia"/>
+              </w:rPr>
+              <w:t>토글</w:t>
+            </w:r>
+            <w:r>
+              <w:rPr>
+                <w:rFonts w:hint="eastAsia"/>
+              </w:rPr>
+              <w:t xml:space="preserve"> </w:t>
+            </w:r>
+            <w:r>
+              <w:rPr>
+                <w:rFonts w:hint="eastAsia"/>
+              </w:rPr>
+              <w:t>—</w:t>
+            </w:r>
+            <w:r>
+              <w:rPr>
+                <w:rFonts w:hint="eastAsia"/>
+              </w:rPr>
+              <w:t xml:space="preserve"> </w:t>
+            </w:r>
+            <w:r>
+              <w:rPr>
+                <w:rFonts w:hint="eastAsia"/>
+              </w:rPr>
+              <w:t>송신</w:t>
+            </w:r>
+            <w:r>
+              <w:rPr>
+                <w:rFonts w:hint="eastAsia"/>
+              </w:rPr>
+              <w:t xml:space="preserve"> </w:t>
+            </w:r>
+            <w:r>
+              <w:rPr>
+                <w:rFonts w:hint="eastAsia"/>
+              </w:rPr>
+              <w:t>시각화</w:t>
+            </w:r>
+          </w:p>
+          <w:p>
+            <w:r>
+              <w:t>printf("loop\r\n");</w:t>
+            </w:r>
+          </w:p>
+          <w:p>
+            <w:r>
+              <w:t>HAL_Delay(1000);</w:t>
+            </w:r>
+          </w:p>
+          <w:p/>
+          <w:p>
+            <w:pPr>
+              <w:rPr>
+                <w:rFonts w:hint="eastAsia"/>
+              </w:rPr>
+            </w:pPr>
+            <w:r>
+              <w:rPr>
+                <w:rFonts w:hint="eastAsia"/>
+              </w:rPr>
+              <w:t xml:space="preserve">/* </w:t>
+            </w:r>
+            <w:r>
+              <w:rPr>
+                <w:rFonts w:hint="eastAsia"/>
+              </w:rPr>
+              <w:t>수신</w:t>
+            </w:r>
+            <w:r>
+              <w:rPr>
+                <w:rFonts w:hint="eastAsia"/>
+              </w:rPr>
+              <w:t xml:space="preserve"> </w:t>
+            </w:r>
+            <w:r>
+              <w:rPr>
+                <w:rFonts w:hint="eastAsia"/>
+              </w:rPr>
+              <w:t>인터럽트</w:t>
+            </w:r>
+            <w:r>
+              <w:rPr>
+                <w:rFonts w:hint="eastAsia"/>
+              </w:rPr>
+              <w:t xml:space="preserve"> </w:t>
+            </w:r>
+            <w:r>
+              <w:rPr>
+                <w:rFonts w:hint="eastAsia"/>
+              </w:rPr>
+              <w:t>콜백</w:t>
+            </w:r>
+            <w:r>
+              <w:rPr>
+                <w:rFonts w:hint="eastAsia"/>
+              </w:rPr>
+              <w:t xml:space="preserve"> */</w:t>
+            </w:r>
+          </w:p>
+          <w:p>
+            <w:r>
+              <w:t>void HAL_CAN_RxFifo0MsgPendingCallback(CAN_HandleTypeDef *hcan) {</w:t>
+            </w:r>
+          </w:p>
+          <w:p>
+            <w:r>
               <w:t xml:space="preserve">    CAN_RxHeaderTypeDef rx;</w:t>
             </w:r>
-            <w:r>
-              <w:br/>
-            </w:r>
-            <w:r>
-              <w:rPr>
-                <w:rFonts w:ascii="Consolas" w:eastAsia="Consolas" w:hAnsi="Consolas" w:cs="Consolas"/>
-              </w:rPr>
+          </w:p>
+          <w:p>
+            <w:r>
               <w:t xml:space="preserve">    uint8_t rxData[8];</w:t>
             </w:r>
-            <w:r>
-              <w:br/>
-            </w:r>
-            <w:r>
-              <w:rPr>
-                <w:rFonts w:ascii="Consolas" w:eastAsia="Consolas" w:hAnsi="Consolas" w:cs="Consolas"/>
-              </w:rPr>
+          </w:p>
+          <w:p>
+            <w:r>
               <w:t xml:space="preserve">    HAL_CAN_GetRxMessage(hcan, CAN_RX_FIFO0, &amp;rx, rxData);</w:t>
             </w:r>
-            <w:r>
-              <w:br/>
-            </w:r>
-            <w:r>
-              <w:rPr>
-                <w:rFonts w:ascii="Consolas" w:eastAsia="Consolas" w:hAnsi="Consolas" w:cs="Consolas"/>
-              </w:rPr>
-              <w:t xml:space="preserve">    // 송신 데이터와 수신 데이터 8바이트 비교</w:t>
-            </w:r>
-            <w:r>
-              <w:br/>
-            </w:r>
-            <w:r>
-              <w:rPr>
-                <w:rFonts w:ascii="Consolas" w:eastAsia="Consolas" w:hAnsi="Consolas" w:cs="Consolas"/>
-              </w:rPr>
+          </w:p>
+          <w:p/>
+          <w:p>
+            <w:pPr>
+              <w:rPr>
+                <w:rFonts w:hint="eastAsia"/>
+              </w:rPr>
+            </w:pPr>
+            <w:r>
+              <w:rPr>
+                <w:rFonts w:hint="eastAsia"/>
+              </w:rPr>
+              <w:t xml:space="preserve">    // </w:t>
+            </w:r>
+            <w:r>
+              <w:rPr>
+                <w:rFonts w:hint="eastAsia"/>
+              </w:rPr>
+              <w:t>송신</w:t>
+            </w:r>
+            <w:r>
+              <w:rPr>
+                <w:rFonts w:hint="eastAsia"/>
+              </w:rPr>
+              <w:t xml:space="preserve"> </w:t>
+            </w:r>
+            <w:r>
+              <w:rPr>
+                <w:rFonts w:hint="eastAsia"/>
+              </w:rPr>
+              <w:t>데이터와</w:t>
+            </w:r>
+            <w:r>
+              <w:rPr>
+                <w:rFonts w:hint="eastAsia"/>
+              </w:rPr>
+              <w:t xml:space="preserve"> </w:t>
+            </w:r>
+            <w:r>
+              <w:rPr>
+                <w:rFonts w:hint="eastAsia"/>
+              </w:rPr>
+              <w:t>수신</w:t>
+            </w:r>
+            <w:r>
+              <w:rPr>
+                <w:rFonts w:hint="eastAsia"/>
+              </w:rPr>
+              <w:t xml:space="preserve"> </w:t>
+            </w:r>
+            <w:r>
+              <w:rPr>
+                <w:rFonts w:hint="eastAsia"/>
+              </w:rPr>
+              <w:t>데이터</w:t>
+            </w:r>
+            <w:r>
+              <w:rPr>
+                <w:rFonts w:hint="eastAsia"/>
+              </w:rPr>
+              <w:t xml:space="preserve"> 8</w:t>
+            </w:r>
+            <w:r>
+              <w:rPr>
+                <w:rFonts w:hint="eastAsia"/>
+              </w:rPr>
+              <w:t>바이트</w:t>
+            </w:r>
+            <w:r>
+              <w:rPr>
+                <w:rFonts w:hint="eastAsia"/>
+              </w:rPr>
+              <w:t xml:space="preserve"> </w:t>
+            </w:r>
+            <w:r>
+              <w:rPr>
+                <w:rFonts w:hint="eastAsia"/>
+              </w:rPr>
+              <w:t>비교</w:t>
+            </w:r>
+          </w:p>
+          <w:p>
+            <w:r>
               <w:t xml:space="preserve">    uint8_t match = 1;</w:t>
             </w:r>
-            <w:r>
-              <w:br/>
-            </w:r>
-            <w:r>
-              <w:rPr>
-                <w:rFonts w:ascii="Consolas" w:eastAsia="Consolas" w:hAnsi="Consolas" w:cs="Consolas"/>
-              </w:rPr>
+          </w:p>
+          <w:p>
+            <w:r>
               <w:t xml:space="preserve">    for (int i = 0; i &lt; 8; i++) {</w:t>
             </w:r>
-            <w:r>
-              <w:br/>
-            </w:r>
-            <w:r>
-              <w:rPr>
-                <w:rFonts w:ascii="Consolas" w:eastAsia="Consolas" w:hAnsi="Consolas" w:cs="Consolas"/>
-              </w:rPr>
+          </w:p>
+          <w:p>
+            <w:r>
               <w:t xml:space="preserve">        if (rxData[i] != g_txData[i]) { match = 0; break; }</w:t>
             </w:r>
-            <w:r>
-              <w:br/>
-            </w:r>
-            <w:r>
-              <w:rPr>
-                <w:rFonts w:ascii="Consolas" w:eastAsia="Consolas" w:hAnsi="Consolas" w:cs="Consolas"/>
-              </w:rPr>
+          </w:p>
+          <w:p>
+            <w:r>
               <w:t xml:space="preserve">    }</w:t>
             </w:r>
-            <w:r>
-              <w:br/>
-            </w:r>
-            <w:r>
-              <w:rPr>
-                <w:rFonts w:ascii="Consolas" w:eastAsia="Consolas" w:hAnsi="Consolas" w:cs="Consolas"/>
-              </w:rPr>
+          </w:p>
+          <w:p>
+            <w:r>
               <w:t xml:space="preserve">    g_matchResult = match;</w:t>
             </w:r>
-            <w:r>
-              <w:br/>
-            </w:r>
-            <w:r>
-              <w:rPr>
-                <w:rFonts w:ascii="Consolas" w:eastAsia="Consolas" w:hAnsi="Consolas" w:cs="Consolas"/>
-              </w:rPr>
+          </w:p>
+          <w:p>
+            <w:r>
               <w:t xml:space="preserve">    g_rxFlag = 1;</w:t>
             </w:r>
-            <w:r>
-              <w:br/>
-            </w:r>
-            <w:r>
-              <w:rPr>
-                <w:rFonts w:ascii="Consolas" w:eastAsia="Consolas" w:hAnsi="Consolas" w:cs="Consolas"/>
-              </w:rPr>
+          </w:p>
+          <w:p>
+            <w:r>
               <w:t>}</w:t>
             </w:r>
-            <w:r>
-              <w:br/>
-              <w:br/>
-            </w:r>
-            <w:r>
-              <w:rPr>
-                <w:rFonts w:ascii="Consolas" w:eastAsia="Consolas" w:hAnsi="Consolas" w:cs="Consolas"/>
-              </w:rPr>
-              <w:t xml:space="preserve">/* printf 리디렉션 (USART2 → ST-LINK 가상 COM) */</w:t>
-            </w:r>
-            <w:r>
-              <w:br/>
-            </w:r>
-            <w:r>
-              <w:rPr>
-                <w:rFonts w:ascii="Consolas" w:eastAsia="Consolas" w:hAnsi="Consolas" w:cs="Consolas"/>
-              </w:rPr>
+          </w:p>
+          <w:p/>
+          <w:p>
+            <w:pPr>
+              <w:rPr>
+                <w:rFonts w:hint="eastAsia"/>
+              </w:rPr>
+            </w:pPr>
+            <w:r>
+              <w:rPr>
+                <w:rFonts w:hint="eastAsia"/>
+              </w:rPr>
+              <w:t xml:space="preserve">/* printf </w:t>
+            </w:r>
+            <w:r>
+              <w:rPr>
+                <w:rFonts w:hint="eastAsia"/>
+              </w:rPr>
+              <w:t>리디렉션</w:t>
+            </w:r>
+            <w:r>
+              <w:rPr>
+                <w:rFonts w:hint="eastAsia"/>
+              </w:rPr>
+              <w:t xml:space="preserve"> (USART2 </w:t>
+            </w:r>
+            <w:r>
+              <w:rPr>
+                <w:rFonts w:hint="eastAsia"/>
+              </w:rPr>
+              <w:t>→</w:t>
+            </w:r>
+            <w:r>
+              <w:rPr>
+                <w:rFonts w:hint="eastAsia"/>
+              </w:rPr>
+              <w:t xml:space="preserve"> ST-LINK </w:t>
+            </w:r>
+            <w:r>
+              <w:rPr>
+                <w:rFonts w:hint="eastAsia"/>
+              </w:rPr>
+              <w:t>가상</w:t>
+            </w:r>
+            <w:r>
+              <w:rPr>
+                <w:rFonts w:hint="eastAsia"/>
+              </w:rPr>
+              <w:t xml:space="preserve"> COM) */</w:t>
+            </w:r>
+          </w:p>
+          <w:p>
+            <w:r>
               <w:t>int __io_putchar(int ch) {</w:t>
             </w:r>
-            <w:r>
-              <w:br/>
-            </w:r>
-            <w:r>
-              <w:rPr>
-                <w:rFonts w:ascii="Consolas" w:eastAsia="Consolas" w:hAnsi="Consolas" w:cs="Consolas"/>
-              </w:rPr>
+          </w:p>
+          <w:p>
+            <w:r>
               <w:t xml:space="preserve">    HAL_UART_Transmit(&amp;huart2, (uint8_t*)&amp;ch, 1, HAL_MAX_DELAY);</w:t>
             </w:r>
-            <w:r>
-              <w:br/>
-            </w:r>
-            <w:r>
-              <w:rPr>
-                <w:rFonts w:ascii="Consolas" w:eastAsia="Consolas" w:hAnsi="Consolas" w:cs="Consolas"/>
-              </w:rPr>
+          </w:p>
+          <w:p>
+            <w:r>
               <w:t xml:space="preserve">    return ch;</w:t>
             </w:r>
-            <w:r>
-              <w:br/>
-            </w:r>
-            <w:r>
-              <w:rPr>
-                <w:rFonts w:ascii="Consolas" w:eastAsia="Consolas" w:hAnsi="Consolas" w:cs="Consolas"/>
-              </w:rPr>
+          </w:p>
+          <w:p>
+            <w:r>
               <w:t>}</w:t>
             </w:r>
           </w:p>
@@ -4596,7 +5195,8 @@
           <w:bCs/>
           <w:color w:val="1A1A1A"/>
         </w:rPr>
-        <w:t xml:space="preserve">4.4 GPIO 핀 풀업 설정 (핵심)</w:t>
+        <w:lastRenderedPageBreak/>
+        <w:t>4.4 GPIO 핀 풀업 설정 (핵심)</w:t>
       </w:r>
     </w:p>
     <w:p>
@@ -4609,7 +5209,7 @@
           <w:sz w:val="22"/>
           <w:szCs w:val="22"/>
         </w:rPr>
-        <w:t xml:space="preserve">CAN RX 핀(PB8)에 풀업 저항을 설정해야 한다. 이 설정 없이는 CAN 컨트롤러가 idle 상태의 recessive 비트(연속 11개 HIGH)를 감지하지 못해 HAL_CAN_Start()가 타임아웃된다.</w:t>
+        <w:t>CAN RX 핀(PB8)에 풀업 저항을 설정해야 한다. 이 설정 없이는 CAN 컨트롤러가 idle 상태의 recessive 비트(연속 11개 HIGH)를 감지하지 못해 HAL_CAN_Start()가 타임아웃된다.</w:t>
       </w:r>
     </w:p>
     <w:p>
@@ -4633,12 +5233,6 @@
         <w:gridCol w:w="9360"/>
       </w:tblGrid>
       <w:tr>
-        <w:tblPrEx>
-          <w:tblCellMar>
-            <w:top w:w="0" w:type="dxa"/>
-            <w:bottom w:w="0" w:type="dxa"/>
-          </w:tblCellMar>
-        </w:tblPrEx>
         <w:tc>
           <w:tcPr>
             <w:tcW w:w="0" w:type="auto"/>
@@ -4655,7 +5249,7 @@
               <w:rPr>
                 <w:rFonts w:ascii="Consolas" w:eastAsia="Consolas" w:hAnsi="Consolas" w:cs="Consolas"/>
               </w:rPr>
-              <w:t xml:space="preserve">/* stm32f4xx_hal_msp.c — HAL_CAN_MspInit */</w:t>
+              <w:t>/* stm32f4xx_hal_msp.c — HAL_CAN_MspInit */</w:t>
             </w:r>
             <w:r>
               <w:br/>
@@ -4664,7 +5258,7 @@
               <w:rPr>
                 <w:rFonts w:ascii="Consolas" w:eastAsia="Consolas" w:hAnsi="Consolas" w:cs="Consolas"/>
               </w:rPr>
-              <w:t xml:space="preserve">GPIO_InitStruct.Pin       = GPIO_PIN_8 | GPIO_PIN_9;</w:t>
+              <w:t>GPIO_InitStruct.Pin       = GPIO_PIN_8 | GPIO_PIN_9;</w:t>
             </w:r>
             <w:r>
               <w:br/>
@@ -4673,7 +5267,7 @@
               <w:rPr>
                 <w:rFonts w:ascii="Consolas" w:eastAsia="Consolas" w:hAnsi="Consolas" w:cs="Consolas"/>
               </w:rPr>
-              <w:t xml:space="preserve">GPIO_InitStruct.Mode      = GPIO_MODE_AF_PP;</w:t>
+              <w:t>GPIO_InitStruct.Mode      = GPIO_MODE_AF_PP;</w:t>
             </w:r>
             <w:r>
               <w:br/>
@@ -4682,7 +5276,7 @@
               <w:rPr>
                 <w:rFonts w:ascii="Consolas" w:eastAsia="Consolas" w:hAnsi="Consolas" w:cs="Consolas"/>
               </w:rPr>
-              <w:t xml:space="preserve">GPIO_InitStruct.Pull      = GPIO_PULLUP;  // ← 핵심. NOPULL이면 Start 실패</w:t>
+              <w:t>GPIO_InitStruct.Pull      = GPIO_PULLUP;  // ← 핵심. NOPULL이면 Start 실패</w:t>
             </w:r>
             <w:r>
               <w:br/>
@@ -4691,7 +5285,7 @@
               <w:rPr>
                 <w:rFonts w:ascii="Consolas" w:eastAsia="Consolas" w:hAnsi="Consolas" w:cs="Consolas"/>
               </w:rPr>
-              <w:t xml:space="preserve">GPIO_InitStruct.Speed     = GPIO_SPEED_FREQ_VERY_HIGH;</w:t>
+              <w:t>GPIO_InitStruct.Speed     = GPIO_SPEED_FREQ_VERY_HIGH;</w:t>
             </w:r>
             <w:r>
               <w:br/>
@@ -4700,7 +5294,7 @@
               <w:rPr>
                 <w:rFonts w:ascii="Consolas" w:eastAsia="Consolas" w:hAnsi="Consolas" w:cs="Consolas"/>
               </w:rPr>
-              <w:t xml:space="preserve">GPIO_InitStruct.Alternate = GPIO_AF9_CAN1;</w:t>
+              <w:t>GPIO_InitStruct.Alternate = GPIO_AF9_CAN1;</w:t>
             </w:r>
             <w:r>
               <w:br/>
@@ -4773,12 +5367,6 @@
         <w:gridCol w:w="6160"/>
       </w:tblGrid>
       <w:tr>
-        <w:tblPrEx>
-          <w:tblCellMar>
-            <w:top w:w="0" w:type="dxa"/>
-            <w:bottom w:w="0" w:type="dxa"/>
-          </w:tblCellMar>
-        </w:tblPrEx>
         <w:trPr>
           <w:tblHeader/>
         </w:trPr>
@@ -4842,12 +5430,6 @@
         </w:tc>
       </w:tr>
       <w:tr>
-        <w:tblPrEx>
-          <w:tblCellMar>
-            <w:top w:w="0" w:type="dxa"/>
-            <w:bottom w:w="0" w:type="dxa"/>
-          </w:tblCellMar>
-        </w:tblPrEx>
         <w:tc>
           <w:tcPr>
             <w:tcW w:w="3200" w:type="dxa"/>
@@ -4902,12 +5484,6 @@
         </w:tc>
       </w:tr>
       <w:tr>
-        <w:tblPrEx>
-          <w:tblCellMar>
-            <w:top w:w="0" w:type="dxa"/>
-            <w:bottom w:w="0" w:type="dxa"/>
-          </w:tblCellMar>
-        </w:tblPrEx>
         <w:tc>
           <w:tcPr>
             <w:tcW w:w="3200" w:type="dxa"/>
@@ -4956,18 +5532,12 @@
               <w:rPr>
                 <w:rFonts w:ascii="맑은 고딕" w:eastAsia="맑은 고딕" w:hAnsi="맑은 고딕" w:cs="맑은 고딕"/>
               </w:rPr>
-              <w:t xml:space="preserve">VSCode Serial Monitor (COM5, 115200 baud, 8N1)</w:t>
+              <w:t>VSCode Serial Monitor (COM5, 115200 baud, 8N1)</w:t>
             </w:r>
           </w:p>
         </w:tc>
       </w:tr>
       <w:tr>
-        <w:tblPrEx>
-          <w:tblCellMar>
-            <w:top w:w="0" w:type="dxa"/>
-            <w:bottom w:w="0" w:type="dxa"/>
-          </w:tblCellMar>
-        </w:tblPrEx>
         <w:tc>
           <w:tcPr>
             <w:tcW w:w="3200" w:type="dxa"/>
@@ -5132,12 +5702,6 @@
         <w:gridCol w:w="9360"/>
       </w:tblGrid>
       <w:tr>
-        <w:tblPrEx>
-          <w:tblCellMar>
-            <w:top w:w="0" w:type="dxa"/>
-            <w:bottom w:w="0" w:type="dxa"/>
-          </w:tblCellMar>
-        </w:tblPrEx>
         <w:tc>
           <w:tcPr>
             <w:tcW w:w="0" w:type="auto"/>
@@ -5175,7 +5739,7 @@
                 <w:sz w:val="21"/>
                 <w:szCs w:val="21"/>
               </w:rPr>
-              <w:t xml:space="preserve">HAL_CAN_Start() 반환값 0 (HAL_OK) → CAN 컨트롤러 정상 시작</w:t>
+              <w:t>HAL_CAN_Start() 반환값 0 (HAL_OK) → CAN 컨트롤러 정상 시작</w:t>
             </w:r>
           </w:p>
           <w:p>
@@ -5188,7 +5752,7 @@
                 <w:sz w:val="21"/>
                 <w:szCs w:val="21"/>
               </w:rPr>
-              <w:t xml:space="preserve">TX OK → HAL_CAN_AddTxMessage() 성공</w:t>
+              <w:t>TX OK → HAL_CAN_AddTxMessage() 성공</w:t>
             </w:r>
           </w:p>
           <w:p>
@@ -5227,7 +5791,7 @@
                 <w:sz w:val="21"/>
                 <w:szCs w:val="21"/>
               </w:rPr>
-              <w:t xml:space="preserve">LD2 → 1초 주기 토글 확인 (육안)</w:t>
+              <w:t>LD2 → 1초 주기 토글 확인 (육안)</w:t>
             </w:r>
           </w:p>
         </w:tc>
@@ -5264,7 +5828,7 @@
           <w:szCs w:val="22"/>
         </w:rPr>
         <w:lastRenderedPageBreak/>
-        <w:t xml:space="preserve">CAN은 실시간 페리퍼럴이다. GDB 디버거가 CPU를 브레이크포인트에서 멈추면, CAN 컨트롤러가 Init 모드(INAK)에서 정상 모드로 전환하는 타이밍이 깨진다. 그 결과 HAL_CAN_Start()가 0x20000 (Timeout) 에러를 반환한다.</w:t>
+        <w:t>CAN은 실시간 페리퍼럴이다. GDB 디버거가 CPU를 브레이크포인트에서 멈추면, CAN 컨트롤러가 Init 모드(INAK)에서 정상 모드로 전환하는 타이밍이 깨진다. 그 결과 HAL_CAN_Start()가 0x20000 (Timeout) 에러를 반환한다.</w:t>
       </w:r>
     </w:p>
     <w:p>
@@ -5291,12 +5855,6 @@
         <w:gridCol w:w="9360"/>
       </w:tblGrid>
       <w:tr>
-        <w:tblPrEx>
-          <w:tblCellMar>
-            <w:top w:w="0" w:type="dxa"/>
-            <w:bottom w:w="0" w:type="dxa"/>
-          </w:tblCellMar>
-        </w:tblPrEx>
         <w:tc>
           <w:tcPr>
             <w:tcW w:w="0" w:type="auto"/>
@@ -5347,7 +5905,7 @@
                 <w:sz w:val="21"/>
                 <w:szCs w:val="21"/>
               </w:rPr>
-              <w:t xml:space="preserve">변수 확인: printf 출력 방식으로 대체 (디버거 Watch 표현식 대신)</w:t>
+              <w:t>변수 확인: printf 출력 방식으로 대체 (디버거 Watch 표현식 대신)</w:t>
             </w:r>
           </w:p>
           <w:p>
@@ -5429,12 +5987,6 @@
         <w:gridCol w:w="2560"/>
       </w:tblGrid>
       <w:tr>
-        <w:tblPrEx>
-          <w:tblCellMar>
-            <w:top w:w="0" w:type="dxa"/>
-            <w:bottom w:w="0" w:type="dxa"/>
-          </w:tblCellMar>
-        </w:tblPrEx>
         <w:trPr>
           <w:tblHeader/>
         </w:trPr>
@@ -5556,12 +6108,6 @@
         </w:tc>
       </w:tr>
       <w:tr>
-        <w:tblPrEx>
-          <w:tblCellMar>
-            <w:top w:w="0" w:type="dxa"/>
-            <w:bottom w:w="0" w:type="dxa"/>
-          </w:tblCellMar>
-        </w:tblPrEx>
         <w:tc>
           <w:tcPr>
             <w:tcW w:w="600" w:type="dxa"/>
@@ -5636,7 +6182,7 @@
               <w:rPr>
                 <w:rFonts w:ascii="맑은 고딕" w:eastAsia="맑은 고딕" w:hAnsi="맑은 고딕" w:cs="맑은 고딕"/>
               </w:rPr>
-              <w:t xml:space="preserve">CAN RX 핀(PB8) GPIO_NOPULL 설정 → 플로팅으로 recessive 비트 감지 불가</w:t>
+              <w:t>CAN RX 핀(PB8) GPIO_NOPULL 설정 → 플로팅으로 recessive 비트 감지 불가</w:t>
             </w:r>
           </w:p>
         </w:tc>
@@ -5668,12 +6214,6 @@
         </w:tc>
       </w:tr>
       <w:tr>
-        <w:tblPrEx>
-          <w:tblCellMar>
-            <w:top w:w="0" w:type="dxa"/>
-            <w:bottom w:w="0" w:type="dxa"/>
-          </w:tblCellMar>
-        </w:tblPrEx>
         <w:tc>
           <w:tcPr>
             <w:tcW w:w="600" w:type="dxa"/>
@@ -5780,12 +6320,6 @@
         </w:tc>
       </w:tr>
       <w:tr>
-        <w:tblPrEx>
-          <w:tblCellMar>
-            <w:top w:w="0" w:type="dxa"/>
-            <w:bottom w:w="0" w:type="dxa"/>
-          </w:tblCellMar>
-        </w:tblPrEx>
         <w:tc>
           <w:tcPr>
             <w:tcW w:w="600" w:type="dxa"/>
@@ -5886,18 +6420,12 @@
               <w:rPr>
                 <w:rFonts w:ascii="맑은 고딕" w:eastAsia="맑은 고딕" w:hAnsi="맑은 고딕" w:cs="맑은 고딕"/>
               </w:rPr>
-              <w:t xml:space="preserve">CubeProgrammer 완전 종료 후 GDB 실행</w:t>
+              <w:t>CubeProgrammer 완전 종료 후 GDB 실행</w:t>
             </w:r>
           </w:p>
         </w:tc>
       </w:tr>
       <w:tr>
-        <w:tblPrEx>
-          <w:tblCellMar>
-            <w:top w:w="0" w:type="dxa"/>
-            <w:bottom w:w="0" w:type="dxa"/>
-          </w:tblCellMar>
-        </w:tblPrEx>
         <w:tc>
           <w:tcPr>
             <w:tcW w:w="600" w:type="dxa"/>
@@ -6004,12 +6532,6 @@
         </w:tc>
       </w:tr>
       <w:tr>
-        <w:tblPrEx>
-          <w:tblCellMar>
-            <w:top w:w="0" w:type="dxa"/>
-            <w:bottom w:w="0" w:type="dxa"/>
-          </w:tblCellMar>
-        </w:tblPrEx>
         <w:tc>
           <w:tcPr>
             <w:tcW w:w="600" w:type="dxa"/>
@@ -6177,12 +6699,6 @@
         <w:gridCol w:w="2560"/>
       </w:tblGrid>
       <w:tr>
-        <w:tblPrEx>
-          <w:tblCellMar>
-            <w:top w:w="0" w:type="dxa"/>
-            <w:bottom w:w="0" w:type="dxa"/>
-          </w:tblCellMar>
-        </w:tblPrEx>
         <w:trPr>
           <w:tblHeader/>
         </w:trPr>
@@ -6304,12 +6820,6 @@
         </w:tc>
       </w:tr>
       <w:tr>
-        <w:tblPrEx>
-          <w:tblCellMar>
-            <w:top w:w="0" w:type="dxa"/>
-            <w:bottom w:w="0" w:type="dxa"/>
-          </w:tblCellMar>
-        </w:tblPrEx>
         <w:tc>
           <w:tcPr>
             <w:tcW w:w="2400" w:type="dxa"/>
@@ -6416,12 +6926,6 @@
         </w:tc>
       </w:tr>
       <w:tr>
-        <w:tblPrEx>
-          <w:tblCellMar>
-            <w:top w:w="0" w:type="dxa"/>
-            <w:bottom w:w="0" w:type="dxa"/>
-          </w:tblCellMar>
-        </w:tblPrEx>
         <w:tc>
           <w:tcPr>
             <w:tcW w:w="2400" w:type="dxa"/>
@@ -6528,12 +7032,6 @@
         </w:tc>
       </w:tr>
       <w:tr>
-        <w:tblPrEx>
-          <w:tblCellMar>
-            <w:top w:w="0" w:type="dxa"/>
-            <w:bottom w:w="0" w:type="dxa"/>
-          </w:tblCellMar>
-        </w:tblPrEx>
         <w:tc>
           <w:tcPr>
             <w:tcW w:w="2400" w:type="dxa"/>
@@ -6640,12 +7138,6 @@
         </w:tc>
       </w:tr>
       <w:tr>
-        <w:tblPrEx>
-          <w:tblCellMar>
-            <w:top w:w="0" w:type="dxa"/>
-            <w:bottom w:w="0" w:type="dxa"/>
-          </w:tblCellMar>
-        </w:tblPrEx>
         <w:tc>
           <w:tcPr>
             <w:tcW w:w="2400" w:type="dxa"/>
@@ -6752,12 +7244,6 @@
         </w:tc>
       </w:tr>
       <w:tr>
-        <w:tblPrEx>
-          <w:tblCellMar>
-            <w:top w:w="0" w:type="dxa"/>
-            <w:bottom w:w="0" w:type="dxa"/>
-          </w:tblCellMar>
-        </w:tblPrEx>
         <w:tc>
           <w:tcPr>
             <w:tcW w:w="2400" w:type="dxa"/>
@@ -6864,12 +7350,6 @@
         </w:tc>
       </w:tr>
       <w:tr>
-        <w:tblPrEx>
-          <w:tblCellMar>
-            <w:top w:w="0" w:type="dxa"/>
-            <w:bottom w:w="0" w:type="dxa"/>
-          </w:tblCellMar>
-        </w:tblPrEx>
         <w:tc>
           <w:tcPr>
             <w:tcW w:w="2400" w:type="dxa"/>
@@ -6970,18 +7450,12 @@
               <w:rPr>
                 <w:rFonts w:ascii="맑은 고딕" w:eastAsia="맑은 고딕" w:hAnsi="맑은 고딕" w:cs="맑은 고딕"/>
               </w:rPr>
-              <w:t xml:space="preserve">bxCAN 클럭 설명</w:t>
+              <w:t>bxCAN 클럭 설명</w:t>
             </w:r>
           </w:p>
         </w:tc>
       </w:tr>
       <w:tr>
-        <w:tblPrEx>
-          <w:tblCellMar>
-            <w:top w:w="0" w:type="dxa"/>
-            <w:bottom w:w="0" w:type="dxa"/>
-          </w:tblCellMar>
-        </w:tblPrEx>
         <w:tc>
           <w:tcPr>
             <w:tcW w:w="2400" w:type="dxa"/>
@@ -7004,7 +7478,7 @@
               <w:rPr>
                 <w:rFonts w:ascii="맑은 고딕" w:eastAsia="맑은 고딕" w:hAnsi="맑은 고딕" w:cs="맑은 고딕"/>
               </w:rPr>
-              <w:t xml:space="preserve">CAN_BTR BRP 비트폭</w:t>
+              <w:t>CAN_BTR BRP 비트폭</w:t>
             </w:r>
           </w:p>
         </w:tc>
@@ -7088,12 +7562,6 @@
         </w:tc>
       </w:tr>
       <w:tr>
-        <w:tblPrEx>
-          <w:tblCellMar>
-            <w:top w:w="0" w:type="dxa"/>
-            <w:bottom w:w="0" w:type="dxa"/>
-          </w:tblCellMar>
-        </w:tblPrEx>
         <w:tc>
           <w:tcPr>
             <w:tcW w:w="2400" w:type="dxa"/>
@@ -7116,7 +7584,7 @@
               <w:rPr>
                 <w:rFonts w:ascii="맑은 고딕" w:eastAsia="맑은 고딕" w:hAnsi="맑은 고딕" w:cs="맑은 고딕"/>
               </w:rPr>
-              <w:t xml:space="preserve">CAN_BTR TS1 비트폭</w:t>
+              <w:t>CAN_BTR TS1 비트폭</w:t>
             </w:r>
           </w:p>
         </w:tc>
@@ -7200,12 +7668,6 @@
         </w:tc>
       </w:tr>
       <w:tr>
-        <w:tblPrEx>
-          <w:tblCellMar>
-            <w:top w:w="0" w:type="dxa"/>
-            <w:bottom w:w="0" w:type="dxa"/>
-          </w:tblCellMar>
-        </w:tblPrEx>
         <w:tc>
           <w:tcPr>
             <w:tcW w:w="2400" w:type="dxa"/>
@@ -7228,7 +7690,7 @@
               <w:rPr>
                 <w:rFonts w:ascii="맑은 고딕" w:eastAsia="맑은 고딕" w:hAnsi="맑은 고딕" w:cs="맑은 고딕"/>
               </w:rPr>
-              <w:t xml:space="preserve">CAN_BTR TS2 비트폭</w:t>
+              <w:t>CAN_BTR TS2 비트폭</w:t>
             </w:r>
           </w:p>
         </w:tc>
@@ -7312,12 +7774,6 @@
         </w:tc>
       </w:tr>
       <w:tr>
-        <w:tblPrEx>
-          <w:tblCellMar>
-            <w:top w:w="0" w:type="dxa"/>
-            <w:bottom w:w="0" w:type="dxa"/>
-          </w:tblCellMar>
-        </w:tblPrEx>
         <w:tc>
           <w:tcPr>
             <w:tcW w:w="2400" w:type="dxa"/>
@@ -7448,12 +7904,6 @@
         <w:gridCol w:w="9360"/>
       </w:tblGrid>
       <w:tr>
-        <w:tblPrEx>
-          <w:tblCellMar>
-            <w:top w:w="0" w:type="dxa"/>
-            <w:bottom w:w="0" w:type="dxa"/>
-          </w:tblCellMar>
-        </w:tblPrEx>
         <w:tc>
           <w:tcPr>
             <w:tcW w:w="0" w:type="auto"/>
@@ -7491,7 +7941,7 @@
                 <w:sz w:val="21"/>
                 <w:szCs w:val="21"/>
               </w:rPr>
-              <w:t xml:space="preserve">CAN 비트 타이밍 초기 계산값 (Prescaler=16, TimeSeg1=1TQ, TimeSeg2=1TQ) → 잘못된 값이었음</w:t>
+              <w:t>CAN 비트 타이밍 초기 계산값 (Prescaler=16, TimeSeg1=1TQ, TimeSeg2=1TQ) → 잘못된 값이었음</w:t>
             </w:r>
           </w:p>
           <w:p>
@@ -7517,7 +7967,7 @@
                 <w:sz w:val="21"/>
                 <w:szCs w:val="21"/>
               </w:rPr>
-              <w:t xml:space="preserve">위 두 항목은 실험적으로 발견하고 수정했으나 사전에 데이터시트로 확인했어야 했음</w:t>
+              <w:t>위 두 항목은 실험적으로 발견하고 수정했으나 사전에 데이터시트로 확인했어야 했음</w:t>
             </w:r>
           </w:p>
         </w:tc>
@@ -7532,9 +7982,6 @@
       <w:pPr>
         <w:pStyle w:val="1"/>
         <w:spacing w:before="320" w:after="160"/>
-        <w:rPr>
-          <w:rFonts w:hint="eastAsia"/>
-        </w:rPr>
       </w:pPr>
       <w:r>
         <w:rPr>
@@ -7557,7 +8004,7 @@
           <w:sz w:val="22"/>
           <w:szCs w:val="22"/>
         </w:rPr>
-        <w:t xml:space="preserve">Phase 1-1의 목표를 달성했다. STM32F446RE의 CAN1 컨트롤러를 HAL 라이브러리로 루프백 모드에서 동작시키고, 8바이트 데이터의 송수신 일치를 Serial Monitor에서 확인했다.</w:t>
+        <w:t>Phase 1-1의 목표를 달성했다. STM32F446RE의 CAN1 컨트롤러를 HAL 라이브러리로 루프백 모드에서 동작시키고, 8바이트 데이터의 송수신 일치를 Serial Monitor에서 확인했다.</w:t>
       </w:r>
     </w:p>
     <w:p>
@@ -7575,7 +8022,7 @@
           <w:sz w:val="22"/>
           <w:szCs w:val="22"/>
         </w:rPr>
-        <w:t xml:space="preserve">이 과정에서 비트 타이밍 계산(RM0390 기준 500kbps), CAN RX 핀 풀업 설정, 디버거와 CAN 실시간 페리퍼럴의 충돌 등 실무적인 이슈를 직접 경험하고 해결했다.</w:t>
+        <w:t>이 과정에서 비트 타이밍 계산(RM0390 기준 500kbps), CAN RX 핀 풀업 설정, 디버거와 CAN 실시간 페리퍼럴의 충돌 등 실무적인 이슈를 직접 경험하고 해결했다.</w:t>
       </w:r>
     </w:p>
     <w:p>
